--- a/resume/resume.docx
+++ b/resume/resume.docx
@@ -2,123 +2,67 @@
 <file path=word/document.xml><?xml version="1.0" encoding="utf-8"?>
 <w:document xmlns:w="http://schemas.openxmlformats.org/wordprocessingml/2006/main" xmlns:m="http://schemas.openxmlformats.org/officeDocument/2006/math" xmlns:r="http://schemas.openxmlformats.org/officeDocument/2006/relationships" xmlns:o="urn:schemas-microsoft-com:office:office" xmlns:v="urn:schemas-microsoft-com:vml" xmlns:w10="urn:schemas-microsoft-com:office:word" xmlns:a="http://schemas.openxmlformats.org/drawingml/2006/main" xmlns:pic="http://schemas.openxmlformats.org/drawingml/2006/picture" xmlns:wp="http://schemas.openxmlformats.org/drawingml/2006/wordprocessingDrawing">
   <w:body>
-    <w:bookmarkStart w:id="28" w:name="mark-mitchell"/>
     <w:p>
       <w:pPr>
-        <w:pStyle w:val="Heading1"/>
+        <w:pStyle w:val="FirstParagraph"/>
       </w:pPr>
       <w:r>
         <w:t xml:space="preserve">Mark Mitchell</w:t>
-      </w:r>
-    </w:p>
-    <w:p>
-      <w:pPr>
-        <w:pStyle w:val="ContactRight"/>
-      </w:pPr>
-      <w:r>
-        <w:rPr>
-          <w:bCs/>
-          <w:b/>
-        </w:rPr>
-        <w:t xml:space="preserve">Email:</w:t>
       </w:r>
       <w:r>
         <w:t xml:space="preserve"> </w:t>
       </w:r>
-      <w:hyperlink r:id="rId20">
-        <w:r>
-          <w:rPr>
-            <w:rStyle w:val="Hyperlink"/>
-          </w:rPr>
-          <w:t xml:space="preserve">mark@camelcase.email</w:t>
-        </w:r>
-      </w:hyperlink>
       <w:r>
-        <w:br/>
+        <w:t xml:space="preserve">::: {custom-style=</w:t>
       </w:r>
       <w:r>
-        <w:rPr>
-          <w:bCs/>
-          <w:b/>
-        </w:rPr>
-        <w:t xml:space="preserve">Linkedin:</w:t>
+        <w:t xml:space="preserve">“ContactRight”</w:t>
+      </w:r>
+      <w:r>
+        <w:t xml:space="preserve">} Email: mark@camelcase.email</w:t>
       </w:r>
       <w:r>
         <w:t xml:space="preserve"> </w:t>
       </w:r>
-      <w:hyperlink r:id="rId21">
-        <w:r>
-          <w:rPr>
-            <w:rStyle w:val="Hyperlink"/>
-          </w:rPr>
-          <w:t xml:space="preserve">www.linkedin.com/mmc</w:t>
-        </w:r>
-      </w:hyperlink>
       <w:r>
-        <w:br/>
-      </w:r>
-      <w:r>
-        <w:rPr>
-          <w:bCs/>
-          <w:b/>
-        </w:rPr>
-        <w:t xml:space="preserve">Portfolio:</w:t>
+        <w:t xml:space="preserve">Linkedin: www.linkedin.com/mmc</w:t>
       </w:r>
       <w:r>
         <w:t xml:space="preserve"> </w:t>
       </w:r>
-      <w:hyperlink r:id="rId22">
-        <w:r>
-          <w:rPr>
-            <w:rStyle w:val="Hyperlink"/>
-          </w:rPr>
-          <w:t xml:space="preserve">www.camelcase.club</w:t>
-        </w:r>
-      </w:hyperlink>
       <w:r>
-        <w:br/>
-      </w:r>
-      <w:r>
-        <w:rPr>
-          <w:bCs/>
-          <w:b/>
-        </w:rPr>
-        <w:t xml:space="preserve">Github:</w:t>
+        <w:t xml:space="preserve">Portfolio: www.camelcase.club</w:t>
       </w:r>
       <w:r>
         <w:t xml:space="preserve"> </w:t>
       </w:r>
-      <w:hyperlink r:id="rId23">
-        <w:r>
-          <w:rPr>
-            <w:rStyle w:val="Hyperlink"/>
-          </w:rPr>
-          <w:t xml:space="preserve">github.com/mm-camelcase</w:t>
-        </w:r>
-      </w:hyperlink>
+      <w:r>
+        <w:t xml:space="preserve">Github: github.com/mm-camelcase</w:t>
+      </w:r>
+      <w:r>
+        <w:t xml:space="preserve"> </w:t>
+      </w:r>
+      <w:r>
+        <w:t xml:space="preserve">:::</w:t>
+      </w:r>
     </w:p>
-    <w:bookmarkStart w:id="24" w:name="summary"/>
     <w:p>
       <w:pPr>
-        <w:pStyle w:val="Heading2"/>
+        <w:pStyle w:val="BodyText"/>
       </w:pPr>
       <w:r>
         <w:t xml:space="preserve">Summary</w:t>
       </w:r>
+      <w:r>
+        <w:t xml:space="preserve"> </w:t>
+      </w:r>
+      <w:r>
+        <w:t xml:space="preserve">AI/software engineer with 25+ years building production systems, now specialising at the intersection of applied AI engineering and compliance governance. Recent work spans multi-cloud RAG pipelines, agentic workflow infrastructure, and AWS Bedrock deployments, layered on deep DevOps/SRE and cloud architecture experience (AWS, Kubernetes, Terraform, ArgoCD). Architectures are designed compliant by default — IAM, SSO and least-privilege access policies built into the platform layer, not retrofitted — informed by hands-on ISO 27001 and SOC 2 governance work. Currently building AI infrastructure and SDLC tooling at a Series A AI startup, alongside a public engineering portfolio (camelcase.club) as a working demonstration of these skills.</w:t>
+      </w:r>
     </w:p>
     <w:p>
       <w:pPr>
-        <w:pStyle w:val="FirstParagraph"/>
-      </w:pPr>
-      <w:r>
-        <w:t xml:space="preserve">I have over 20 years of Java programming and application development experience across various industries, including fintech, telecommunications, and hospitality. I possess practical, hands-on expertise in executing and architecting the modernisation of legacy systems, including migration to cloud-native architectures such as microservices. I have strong DevOps skills ranging from cloud infrastructure deployment automation to CI/CD pipeline configuration, with particular focus on AWS environments. During the initial 10 years of my career, I specialised as a full-stack developer, implementing robust middleware and creating feature-rich UIs. Currently, I’m expanding my expertise by integrating AI and machine learning into my technical toolkit to enhance and optimise the systems I build.</w:t>
-      </w:r>
-    </w:p>
-    <w:bookmarkEnd w:id="24"/>
-    <w:bookmarkStart w:id="25" w:name="technical-expertise"/>
-    <w:p>
-      <w:pPr>
-        <w:pStyle w:val="Heading2"/>
+        <w:pStyle w:val="BodyText"/>
       </w:pPr>
       <w:r>
         <w:t xml:space="preserve">Technical Expertise</w:t>
@@ -126,959 +70,88 @@
     </w:p>
     <w:p>
       <w:pPr>
-        <w:pStyle w:val="FirstParagraph"/>
+        <w:pStyle w:val="BodyText"/>
       </w:pPr>
       <w:r>
-        <w:rPr>
-          <w:bCs/>
-          <w:b/>
-        </w:rPr>
-        <w:t xml:space="preserve">Core Technologies</w:t>
-      </w:r>
-    </w:p>
-    <w:p>
-      <w:pPr>
-        <w:numPr>
-          <w:ilvl w:val="0"/>
-          <w:numId w:val="1001"/>
-        </w:numPr>
-        <w:pStyle w:val="Compact"/>
-      </w:pPr>
-      <w:r>
-        <w:t xml:space="preserve">Java (Spring Boot, Spring Security, Spring Cloud, Hibernate)</w:t>
-      </w:r>
-    </w:p>
-    <w:p>
-      <w:pPr>
-        <w:numPr>
-          <w:ilvl w:val="0"/>
-          <w:numId w:val="1001"/>
-        </w:numPr>
-        <w:pStyle w:val="Compact"/>
-      </w:pPr>
-      <w:r>
-        <w:t xml:space="preserve">API Development (REST, GraphQL, OAuth 2.0, JWT)</w:t>
-      </w:r>
-    </w:p>
-    <w:p>
-      <w:pPr>
-        <w:numPr>
-          <w:ilvl w:val="0"/>
-          <w:numId w:val="1001"/>
-        </w:numPr>
-        <w:pStyle w:val="Compact"/>
-      </w:pPr>
-      <w:r>
-        <w:t xml:space="preserve">JavaScript/TypeScript (React, Angular, Vue.js, ES6+)</w:t>
-      </w:r>
-    </w:p>
-    <w:p>
-      <w:pPr>
-        <w:numPr>
-          <w:ilvl w:val="0"/>
-          <w:numId w:val="1001"/>
-        </w:numPr>
-        <w:pStyle w:val="Compact"/>
-      </w:pPr>
-      <w:r>
-        <w:t xml:space="preserve">Database Technologies (SQL, NoSQL, MongoDB, Oracle)</w:t>
-      </w:r>
-    </w:p>
-    <w:p>
-      <w:pPr>
-        <w:pStyle w:val="FirstParagraph"/>
-      </w:pPr>
-      <w:r>
-        <w:rPr>
-          <w:bCs/>
-          <w:b/>
-        </w:rPr>
-        <w:t xml:space="preserve">Cloud &amp; DevOps</w:t>
-      </w:r>
-    </w:p>
-    <w:p>
-      <w:pPr>
-        <w:numPr>
-          <w:ilvl w:val="0"/>
-          <w:numId w:val="1002"/>
-        </w:numPr>
-        <w:pStyle w:val="Compact"/>
-      </w:pPr>
-      <w:r>
-        <w:t xml:space="preserve">AWS (ECS, EKS, S3, SQS, Lambda, AppConfig, CloudWatch, VPC/Networking, IAM, EC2, ECR, SSM, Security Groups)</w:t>
-      </w:r>
-    </w:p>
-    <w:p>
-      <w:pPr>
-        <w:numPr>
-          <w:ilvl w:val="0"/>
-          <w:numId w:val="1002"/>
-        </w:numPr>
-        <w:pStyle w:val="Compact"/>
-      </w:pPr>
-      <w:r>
-        <w:t xml:space="preserve">Containerization (Docker, Kubernetes, Minikube, Helm)</w:t>
-      </w:r>
-    </w:p>
-    <w:p>
-      <w:pPr>
-        <w:numPr>
-          <w:ilvl w:val="0"/>
-          <w:numId w:val="1002"/>
-        </w:numPr>
-        <w:pStyle w:val="Compact"/>
-      </w:pPr>
-      <w:r>
-        <w:t xml:space="preserve">Infrastructure as Code (Terraform, Terragrunt)</w:t>
-      </w:r>
-    </w:p>
-    <w:p>
-      <w:pPr>
-        <w:numPr>
-          <w:ilvl w:val="0"/>
-          <w:numId w:val="1002"/>
-        </w:numPr>
-        <w:pStyle w:val="Compact"/>
-      </w:pPr>
-      <w:r>
-        <w:t xml:space="preserve">CI/CD (Jenkins, GitHub Actions, GitLab CI)</w:t>
-      </w:r>
-    </w:p>
-    <w:p>
-      <w:pPr>
-        <w:pStyle w:val="FirstParagraph"/>
-      </w:pPr>
-      <w:r>
-        <w:rPr>
-          <w:bCs/>
-          <w:b/>
-        </w:rPr>
-        <w:t xml:space="preserve">Architecture &amp; Methodologies</w:t>
-      </w:r>
-    </w:p>
-    <w:p>
-      <w:pPr>
-        <w:numPr>
-          <w:ilvl w:val="0"/>
-          <w:numId w:val="1003"/>
-        </w:numPr>
-        <w:pStyle w:val="Compact"/>
-      </w:pPr>
-      <w:r>
-        <w:t xml:space="preserve">Microservices Design Patterns</w:t>
-      </w:r>
-    </w:p>
-    <w:p>
-      <w:pPr>
-        <w:numPr>
-          <w:ilvl w:val="0"/>
-          <w:numId w:val="1003"/>
-        </w:numPr>
-        <w:pStyle w:val="Compact"/>
-      </w:pPr>
-      <w:r>
-        <w:t xml:space="preserve">Event-Driven Architecture</w:t>
-      </w:r>
-    </w:p>
-    <w:p>
-      <w:pPr>
-        <w:numPr>
-          <w:ilvl w:val="0"/>
-          <w:numId w:val="1003"/>
-        </w:numPr>
-        <w:pStyle w:val="Compact"/>
-      </w:pPr>
-      <w:r>
-        <w:t xml:space="preserve">Agile/Scrum, Test-Driven Development</w:t>
-      </w:r>
-    </w:p>
-    <w:p>
-      <w:pPr>
-        <w:numPr>
-          <w:ilvl w:val="0"/>
-          <w:numId w:val="1003"/>
-        </w:numPr>
-        <w:pStyle w:val="Compact"/>
-      </w:pPr>
-      <w:r>
-        <w:t xml:space="preserve">Legacy System Migration</w:t>
-      </w:r>
-    </w:p>
-    <w:bookmarkEnd w:id="25"/>
-    <w:bookmarkStart w:id="26" w:name="professional-experience"/>
-    <w:p>
-      <w:pPr>
-        <w:pStyle w:val="Heading2"/>
-      </w:pPr>
-      <w:r>
-        <w:t xml:space="preserve">Professional Experience</w:t>
-      </w:r>
-    </w:p>
-    <w:tbl>
-      <w:tblPr>
-        <w:tblStyle w:val="Table"/>
-        <w:tblW w:type="pct" w:w="5000"/>
-        <w:tblLook w:firstRow="1" w:lastRow="0" w:firstColumn="0" w:lastColumn="0" w:noHBand="0" w:noVBand="0" w:val="0020"/>
-        <w:jc w:val="start"/>
-      </w:tblPr>
-      <w:tblGrid>
-        <w:gridCol w:w="4400"/>
-        <w:gridCol w:w="3520"/>
-      </w:tblGrid>
-      <w:tr>
-        <w:trPr>
-          <w:tblHeader w:val="true"/>
-        </w:trPr>
-        <w:tc>
-          <w:tcPr/>
-          <w:p>
-            <w:pPr>
-              <w:pStyle w:val="Compact"/>
-              <w:jc w:val="left"/>
-            </w:pPr>
-            <w:r>
-              <w:rPr>
-                <w:bCs/>
-                <w:b/>
-              </w:rPr>
-              <w:t xml:space="preserve">Principal Engineer (Contract)</w:t>
-            </w:r>
-          </w:p>
-        </w:tc>
-        <w:tc>
-          <w:tcPr/>
-          <w:p>
-            <w:pPr>
-              <w:pStyle w:val="Compact"/>
-              <w:jc w:val="right"/>
-            </w:pPr>
-            <w:r>
-              <w:rPr>
-                <w:bCs/>
-                <w:b/>
-              </w:rPr>
-              <w:t xml:space="preserve">Oct 2023 – Nov 2024</w:t>
-            </w:r>
-          </w:p>
-        </w:tc>
-      </w:tr>
-    </w:tbl>
-    <w:p>
-      <w:pPr>
-        <w:pStyle w:val="BodyText"/>
-      </w:pPr>
-      <w:r>
-        <w:rPr>
-          <w:iCs/>
-          <w:i/>
-        </w:rPr>
-        <w:t xml:space="preserve">Financefair</w:t>
-      </w:r>
-      <w:r>
-        <w:br/>
-      </w:r>
-      <w:r>
-        <w:rPr>
-          <w:iCs/>
-          <w:i/>
-        </w:rPr>
-        <w:t xml:space="preserve">Fintech platform enabling SMEs to access working capital through invoice trading.</w:t>
-      </w:r>
-    </w:p>
-    <w:p>
-      <w:pPr>
-        <w:pStyle w:val="BodyText"/>
-      </w:pPr>
-      <w:r>
-        <w:rPr>
-          <w:bCs/>
-          <w:b/>
-        </w:rPr>
-        <w:t xml:space="preserve">Role &amp; Responsibilities:</w:t>
-      </w:r>
-    </w:p>
-    <w:p>
-      <w:pPr>
-        <w:numPr>
-          <w:ilvl w:val="0"/>
-          <w:numId w:val="1004"/>
-        </w:numPr>
-        <w:pStyle w:val="Compact"/>
-      </w:pPr>
-      <w:r>
-        <w:t xml:space="preserve">Lead technical architecture and infrastructure modernisation initiatives</w:t>
-      </w:r>
-    </w:p>
-    <w:p>
-      <w:pPr>
-        <w:numPr>
-          <w:ilvl w:val="0"/>
-          <w:numId w:val="1004"/>
-        </w:numPr>
-        <w:pStyle w:val="Compact"/>
-      </w:pPr>
-      <w:r>
-        <w:t xml:space="preserve">Build and mentor engineering team with appropriate skillsets</w:t>
-      </w:r>
-    </w:p>
-    <w:p>
-      <w:pPr>
-        <w:numPr>
-          <w:ilvl w:val="0"/>
-          <w:numId w:val="1004"/>
-        </w:numPr>
-        <w:pStyle w:val="Compact"/>
-      </w:pPr>
-      <w:r>
-        <w:t xml:space="preserve">Implement observability solutions and monitoring systems</w:t>
-      </w:r>
-    </w:p>
-    <w:p>
-      <w:pPr>
-        <w:numPr>
-          <w:ilvl w:val="0"/>
-          <w:numId w:val="1004"/>
-        </w:numPr>
-        <w:pStyle w:val="Compact"/>
-      </w:pPr>
-      <w:r>
-        <w:t xml:space="preserve">Design and deploy secure cloud infrastructure using AWS services</w:t>
-      </w:r>
-    </w:p>
-    <w:p>
-      <w:pPr>
-        <w:pStyle w:val="FirstParagraph"/>
-      </w:pPr>
-      <w:r>
-        <w:rPr>
-          <w:bCs/>
-          <w:b/>
-        </w:rPr>
-        <w:t xml:space="preserve">Key Achievements:</w:t>
-      </w:r>
-    </w:p>
-    <w:p>
-      <w:pPr>
-        <w:numPr>
-          <w:ilvl w:val="0"/>
-          <w:numId w:val="1005"/>
-        </w:numPr>
-        <w:pStyle w:val="Compact"/>
-      </w:pPr>
-      <w:r>
-        <w:t xml:space="preserve">Diagnosed and resolved critical system stability issues by optimising JVM memory settings, eliminating production crashes</w:t>
-      </w:r>
-    </w:p>
-    <w:p>
-      <w:pPr>
-        <w:numPr>
-          <w:ilvl w:val="0"/>
-          <w:numId w:val="1005"/>
-        </w:numPr>
-        <w:pStyle w:val="Compact"/>
-      </w:pPr>
-      <w:r>
-        <w:t xml:space="preserve">Implemented comprehensive observability solution using Datadog with custom alarms and dashboards, reducing incident response time by 80%</w:t>
-      </w:r>
-    </w:p>
-    <w:p>
-      <w:pPr>
-        <w:numPr>
-          <w:ilvl w:val="0"/>
-          <w:numId w:val="1005"/>
-        </w:numPr>
-        <w:pStyle w:val="Compact"/>
-      </w:pPr>
-      <w:r>
-        <w:t xml:space="preserve">Completely rebuilt infrastructure using Terraform, Terragrunt, and GitHub Actions, improving deployment consistency and reducing maintenance overhead</w:t>
-      </w:r>
-    </w:p>
-    <w:p>
-      <w:pPr>
-        <w:numPr>
-          <w:ilvl w:val="0"/>
-          <w:numId w:val="1005"/>
-        </w:numPr>
-        <w:pStyle w:val="Compact"/>
-      </w:pPr>
-      <w:r>
-        <w:t xml:space="preserve">Enhanced security posture by migrating all services and databases to private subnets and implementing AWS Session Manager, eliminating SSH access vulnerabilities</w:t>
-      </w:r>
-    </w:p>
-    <w:p>
-      <w:pPr>
-        <w:numPr>
-          <w:ilvl w:val="0"/>
-          <w:numId w:val="1005"/>
-        </w:numPr>
-        <w:pStyle w:val="Compact"/>
-      </w:pPr>
-      <w:r>
-        <w:t xml:space="preserve">Orchestrated migration from EC2/Docker to AWS ECS, improving scalability and reducing infrastructure costs by 40%</w:t>
-      </w:r>
-    </w:p>
-    <w:p>
-      <w:pPr>
-        <w:numPr>
-          <w:ilvl w:val="0"/>
-          <w:numId w:val="1005"/>
-        </w:numPr>
-        <w:pStyle w:val="Compact"/>
-      </w:pPr>
-      <w:r>
-        <w:t xml:space="preserve">Built and trained a high-performing engineering team, establishing best practices for modern cloud-native development</w:t>
-      </w:r>
-    </w:p>
-    <w:p>
-      <w:r>
-        <w:pict>
-          <v:rect style="width:0;height:1.5pt" o:hralign="center" o:hrstd="t" o:hr="t"/>
-        </w:pict>
-      </w:r>
-    </w:p>
-    <w:tbl>
-      <w:tblPr>
-        <w:tblStyle w:val="Table"/>
-        <w:tblW w:type="pct" w:w="5000"/>
-        <w:tblLook w:firstRow="1" w:lastRow="0" w:firstColumn="0" w:lastColumn="0" w:noHBand="0" w:noVBand="0" w:val="0020"/>
-        <w:jc w:val="start"/>
-      </w:tblPr>
-      <w:tblGrid>
-        <w:gridCol w:w="4400"/>
-        <w:gridCol w:w="3520"/>
-      </w:tblGrid>
-      <w:tr>
-        <w:trPr>
-          <w:tblHeader w:val="true"/>
-        </w:trPr>
-        <w:tc>
-          <w:tcPr/>
-          <w:p>
-            <w:pPr>
-              <w:pStyle w:val="Compact"/>
-              <w:jc w:val="left"/>
-            </w:pPr>
-            <w:r>
-              <w:rPr>
-                <w:bCs/>
-                <w:b/>
-              </w:rPr>
-              <w:t xml:space="preserve">Senior Software Developer (Contract)</w:t>
-            </w:r>
-          </w:p>
-        </w:tc>
-        <w:tc>
-          <w:tcPr/>
-          <w:p>
-            <w:pPr>
-              <w:pStyle w:val="Compact"/>
-              <w:jc w:val="right"/>
-            </w:pPr>
-            <w:r>
-              <w:rPr>
-                <w:bCs/>
-                <w:b/>
-              </w:rPr>
-              <w:t xml:space="preserve">Aug 2021 – Apr 2023</w:t>
-            </w:r>
-          </w:p>
-        </w:tc>
-      </w:tr>
-    </w:tbl>
-    <w:p>
-      <w:pPr>
-        <w:pStyle w:val="BodyText"/>
-      </w:pPr>
-      <w:r>
-        <w:rPr>
-          <w:iCs/>
-          <w:i/>
-        </w:rPr>
-        <w:t xml:space="preserve">Workhuman (Integrations Team)</w:t>
-      </w:r>
-      <w:r>
-        <w:br/>
-      </w:r>
-      <w:r>
-        <w:rPr>
-          <w:iCs/>
-          <w:i/>
-        </w:rPr>
-        <w:t xml:space="preserve">Workhuman provide recognition software to companies, enabling employees to recognise and reward each other.</w:t>
-      </w:r>
-    </w:p>
-    <w:p>
-      <w:pPr>
-        <w:pStyle w:val="BodyText"/>
-      </w:pPr>
-      <w:r>
-        <w:rPr>
-          <w:bCs/>
-          <w:b/>
-        </w:rPr>
-        <w:t xml:space="preserve">Role:</w:t>
-      </w:r>
-    </w:p>
-    <w:p>
-      <w:pPr>
-        <w:numPr>
-          <w:ilvl w:val="0"/>
-          <w:numId w:val="1006"/>
-        </w:numPr>
-        <w:pStyle w:val="Compact"/>
-      </w:pPr>
-      <w:r>
-        <w:t xml:space="preserve">Development and maintenance of customer-facing APIs and associated security concerns</w:t>
-      </w:r>
-    </w:p>
-    <w:p>
-      <w:pPr>
-        <w:numPr>
-          <w:ilvl w:val="0"/>
-          <w:numId w:val="1006"/>
-        </w:numPr>
-        <w:pStyle w:val="Compact"/>
-      </w:pPr>
-      <w:r>
-        <w:t xml:space="preserve">Identify process/pipeline/cycle inefficiencies across team &amp; squads</w:t>
-      </w:r>
-    </w:p>
-    <w:p>
-      <w:pPr>
-        <w:numPr>
-          <w:ilvl w:val="0"/>
-          <w:numId w:val="1006"/>
-        </w:numPr>
-        <w:pStyle w:val="Compact"/>
-      </w:pPr>
-      <w:r>
-        <w:t xml:space="preserve">Provide technical training and advice to squads as part of the integration team’s modernisation drive</w:t>
-      </w:r>
-    </w:p>
-    <w:p>
-      <w:pPr>
-        <w:pStyle w:val="FirstParagraph"/>
-      </w:pPr>
-      <w:r>
-        <w:rPr>
-          <w:bCs/>
-          <w:b/>
-        </w:rPr>
-        <w:t xml:space="preserve">Key Projects:</w:t>
-      </w:r>
-    </w:p>
-    <w:p>
-      <w:pPr>
-        <w:numPr>
-          <w:ilvl w:val="0"/>
-          <w:numId w:val="1007"/>
-        </w:numPr>
-        <w:pStyle w:val="Compact"/>
-      </w:pPr>
-      <w:r>
-        <w:t xml:space="preserve">Security modernisation for public-facing APIs</w:t>
-      </w:r>
-    </w:p>
-    <w:p>
-      <w:pPr>
-        <w:numPr>
-          <w:ilvl w:val="0"/>
-          <w:numId w:val="1007"/>
-        </w:numPr>
-        <w:pStyle w:val="Compact"/>
-      </w:pPr>
-      <w:r>
-        <w:t xml:space="preserve">Kubernetes sandbox development environment using Minikube, Helm and Skaffold</w:t>
-      </w:r>
-    </w:p>
-    <w:p>
-      <w:pPr>
-        <w:numPr>
-          <w:ilvl w:val="0"/>
-          <w:numId w:val="1007"/>
-        </w:numPr>
-        <w:pStyle w:val="Compact"/>
-      </w:pPr>
-      <w:r>
-        <w:t xml:space="preserve">Technical training in the form of POCs, detailed documentation, presentations, and recorded videos. Sessions included:</w:t>
-      </w:r>
-    </w:p>
-    <w:p>
-      <w:pPr>
-        <w:numPr>
-          <w:ilvl w:val="1"/>
-          <w:numId w:val="1008"/>
-        </w:numPr>
-        <w:pStyle w:val="Compact"/>
-      </w:pPr>
-      <w:r>
-        <w:t xml:space="preserve">Deploying services to AWS ECS (Spring Boot and Terraform)</w:t>
-      </w:r>
-    </w:p>
-    <w:p>
-      <w:pPr>
-        <w:numPr>
-          <w:ilvl w:val="1"/>
-          <w:numId w:val="1008"/>
-        </w:numPr>
-        <w:pStyle w:val="Compact"/>
-      </w:pPr>
-      <w:r>
-        <w:t xml:space="preserve">Service security (Spring Security, Ping Federate and AWS Cognito)</w:t>
-      </w:r>
-    </w:p>
-    <w:p>
-      <w:pPr>
-        <w:numPr>
-          <w:ilvl w:val="1"/>
-          <w:numId w:val="1008"/>
-        </w:numPr>
-        <w:pStyle w:val="Compact"/>
-      </w:pPr>
-      <w:r>
-        <w:t xml:space="preserve">Various microservice patterns (e.g. Gateway Pattern, Event Driven, etc.)</w:t>
-      </w:r>
-    </w:p>
-    <w:p>
-      <w:pPr>
-        <w:numPr>
-          <w:ilvl w:val="1"/>
-          <w:numId w:val="1008"/>
-        </w:numPr>
-        <w:pStyle w:val="Compact"/>
-      </w:pPr>
-      <w:r>
-        <w:t xml:space="preserve">Deploying code with feature flags (AWS AppConfig)</w:t>
-      </w:r>
-    </w:p>
-    <w:p>
-      <w:r>
-        <w:pict>
-          <v:rect style="width:0;height:1.5pt" o:hralign="center" o:hrstd="t" o:hr="t"/>
-        </w:pict>
-      </w:r>
-    </w:p>
-    <w:tbl>
-      <w:tblPr>
-        <w:tblStyle w:val="Table"/>
-        <w:tblW w:type="pct" w:w="5000"/>
-        <w:tblLook w:firstRow="1" w:lastRow="0" w:firstColumn="0" w:lastColumn="0" w:noHBand="0" w:noVBand="0" w:val="0020"/>
-        <w:jc w:val="start"/>
-      </w:tblPr>
-      <w:tblGrid>
-        <w:gridCol w:w="4400"/>
-        <w:gridCol w:w="3520"/>
-      </w:tblGrid>
-      <w:tr>
-        <w:trPr>
-          <w:tblHeader w:val="true"/>
-        </w:trPr>
-        <w:tc>
-          <w:tcPr/>
-          <w:p>
-            <w:pPr>
-              <w:pStyle w:val="Compact"/>
-              <w:jc w:val="left"/>
-            </w:pPr>
-            <w:r>
-              <w:rPr>
-                <w:bCs/>
-                <w:b/>
-              </w:rPr>
-              <w:t xml:space="preserve">Senior Software Developer (Contract)</w:t>
-            </w:r>
-          </w:p>
-        </w:tc>
-        <w:tc>
-          <w:tcPr/>
-          <w:p>
-            <w:pPr>
-              <w:pStyle w:val="Compact"/>
-              <w:jc w:val="right"/>
-            </w:pPr>
-            <w:r>
-              <w:rPr>
-                <w:bCs/>
-                <w:b/>
-              </w:rPr>
-              <w:t xml:space="preserve">Sept 2020 – Aug 2021</w:t>
-            </w:r>
-          </w:p>
-        </w:tc>
-      </w:tr>
-    </w:tbl>
-    <w:p>
-      <w:pPr>
-        <w:pStyle w:val="BodyText"/>
-      </w:pPr>
-      <w:r>
-        <w:rPr>
-          <w:iCs/>
-          <w:i/>
-        </w:rPr>
-        <w:t xml:space="preserve">LexisNexis Risk Solutions (Telematics Team)</w:t>
-      </w:r>
-      <w:r>
-        <w:br/>
-      </w:r>
-      <w:r>
-        <w:rPr>
-          <w:iCs/>
-          <w:i/>
-        </w:rPr>
-        <w:t xml:space="preserve">LexisNexis Risk Telematics provide analytic solutions to car insurance companies using event data provided by automakers.</w:t>
-      </w:r>
-    </w:p>
-    <w:p>
-      <w:pPr>
-        <w:pStyle w:val="BodyText"/>
-      </w:pPr>
-      <w:r>
-        <w:rPr>
-          <w:bCs/>
-          <w:b/>
-        </w:rPr>
-        <w:t xml:space="preserve">Role:</w:t>
-      </w:r>
-    </w:p>
-    <w:p>
-      <w:pPr>
-        <w:numPr>
-          <w:ilvl w:val="0"/>
-          <w:numId w:val="1009"/>
-        </w:numPr>
-        <w:pStyle w:val="Compact"/>
-      </w:pPr>
-      <w:r>
-        <w:t xml:space="preserve">Backend developer responsible for the architecture, development and deployment of Spring Boot based microservices.</w:t>
-      </w:r>
-    </w:p>
-    <w:p>
-      <w:pPr>
-        <w:numPr>
-          <w:ilvl w:val="0"/>
-          <w:numId w:val="1009"/>
-        </w:numPr>
-        <w:pStyle w:val="Compact"/>
-      </w:pPr>
-      <w:r>
-        <w:t xml:space="preserve">Writing Terraform infrastructure modules &amp; designing AWS deployment pipelines</w:t>
-      </w:r>
-    </w:p>
-    <w:p>
-      <w:pPr>
-        <w:numPr>
-          <w:ilvl w:val="0"/>
-          <w:numId w:val="1009"/>
-        </w:numPr>
-        <w:pStyle w:val="Compact"/>
-      </w:pPr>
-      <w:r>
-        <w:t xml:space="preserve">Unit, Integrations &amp; BDD Tests using LocalStack.</w:t>
-      </w:r>
-    </w:p>
-    <w:p>
-      <w:pPr>
-        <w:numPr>
-          <w:ilvl w:val="0"/>
-          <w:numId w:val="1009"/>
-        </w:numPr>
-        <w:pStyle w:val="Compact"/>
-      </w:pPr>
-      <w:r>
-        <w:t xml:space="preserve">Provide technical mentorship to team members.</w:t>
-      </w:r>
-    </w:p>
-    <w:p>
-      <w:pPr>
-        <w:pStyle w:val="FirstParagraph"/>
-      </w:pPr>
-      <w:r>
-        <w:rPr>
-          <w:bCs/>
-          <w:b/>
-        </w:rPr>
-        <w:t xml:space="preserve">Key Projects:</w:t>
-      </w:r>
-    </w:p>
-    <w:p>
-      <w:pPr>
-        <w:numPr>
-          <w:ilvl w:val="0"/>
-          <w:numId w:val="1010"/>
-        </w:numPr>
-        <w:pStyle w:val="Compact"/>
-      </w:pPr>
-      <w:r>
-        <w:t xml:space="preserve">The primary project was developing a set of services responsible for enriching Connected Car event data with Personal identifiable information.</w:t>
-      </w:r>
-    </w:p>
-    <w:p>
-      <w:pPr>
-        <w:numPr>
-          <w:ilvl w:val="0"/>
-          <w:numId w:val="1010"/>
-        </w:numPr>
-        <w:pStyle w:val="Compact"/>
-      </w:pPr>
-      <w:r>
-        <w:t xml:space="preserve">Services were implemented using Spring Boot &amp; Spring Cloud.</w:t>
-      </w:r>
-    </w:p>
-    <w:p>
-      <w:pPr>
-        <w:numPr>
-          <w:ilvl w:val="0"/>
-          <w:numId w:val="1010"/>
-        </w:numPr>
-        <w:pStyle w:val="Compact"/>
-      </w:pPr>
-      <w:r>
-        <w:t xml:space="preserve">Data read from encrypted AWS S3 bucket, new data events published to AWS SQS.</w:t>
+        <w:t xml:space="preserve">AI &amp; Agentic Systems</w:t>
       </w:r>
       <w:r>
         <w:t xml:space="preserve"> </w:t>
       </w:r>
       <w:r>
-        <w:t xml:space="preserve">BDD Tests implemented leveraging LocalStack (AWS docker based emulator).</w:t>
+        <w:t xml:space="preserve">RAG pipelines (Azure Document Intelligence, vector search, LLM tool-calling), AWS Bedrock, multi-cloud AI infrastructure (AWS/Azure), LLM observability (LangFuse), agent-assisted development at scale (parallel agent orchestration)</w:t>
       </w:r>
     </w:p>
     <w:p>
       <w:pPr>
-        <w:numPr>
-          <w:ilvl w:val="0"/>
-          <w:numId w:val="1010"/>
-        </w:numPr>
-        <w:pStyle w:val="Compact"/>
+        <w:pStyle w:val="BodyText"/>
       </w:pPr>
       <w:r>
-        <w:t xml:space="preserve">Various DevOps related tasks…</w:t>
+        <w:t xml:space="preserve">Cloud &amp; Platform Architecture</w:t>
+      </w:r>
+      <w:r>
+        <w:t xml:space="preserve"> </w:t>
+      </w:r>
+      <w:r>
+        <w:t xml:space="preserve">AWS (Bedrock, EKS, ECS, Lambda, S3, SQS, CloudWatch, IAM, VPC/Networking), Azure, Kubernetes, ArgoCD, Terraform/Terragrunt, Docker/Helm, CI/CD (GitHub Actions, Jenkins, GitLab CI)</w:t>
       </w:r>
     </w:p>
     <w:p>
       <w:pPr>
-        <w:numPr>
-          <w:ilvl w:val="1"/>
-          <w:numId w:val="1011"/>
-        </w:numPr>
-        <w:pStyle w:val="Compact"/>
+        <w:pStyle w:val="BodyText"/>
       </w:pPr>
       <w:r>
-        <w:t xml:space="preserve">Write supporting Terraform Modules</w:t>
+        <w:t xml:space="preserve">Security &amp; Compliance</w:t>
+      </w:r>
+      <w:r>
+        <w:t xml:space="preserve"> </w:t>
+      </w:r>
+      <w:r>
+        <w:t xml:space="preserve">ISO 27001, SOC 2, DevSecOps, IAM/SSO design, least-privilege access architecture, OAuth 2.0/JWT, secure-by-default infrastructure patterns</w:t>
       </w:r>
     </w:p>
     <w:p>
       <w:pPr>
-        <w:numPr>
-          <w:ilvl w:val="1"/>
-          <w:numId w:val="1011"/>
-        </w:numPr>
-        <w:pStyle w:val="Compact"/>
+        <w:pStyle w:val="BodyText"/>
       </w:pPr>
       <w:r>
-        <w:t xml:space="preserve">Resources deployed to AWS using Terragrunt &amp; Terraform via GitLab pipelines</w:t>
+        <w:t xml:space="preserve">Core Development</w:t>
+      </w:r>
+      <w:r>
+        <w:t xml:space="preserve"> </w:t>
+      </w:r>
+      <w:r>
+        <w:t xml:space="preserve">Java (Spring Boot, Spring Security, Spring Cloud, Hibernate), Python (agent-assisted development), JavaScript/TypeScript (React, Angular, Vue.js), REST/GraphQL APIs, microservices &amp; event-driven architecture</w:t>
       </w:r>
     </w:p>
     <w:p>
       <w:pPr>
-        <w:numPr>
-          <w:ilvl w:val="1"/>
-          <w:numId w:val="1011"/>
-        </w:numPr>
-        <w:pStyle w:val="Compact"/>
+        <w:pStyle w:val="BodyText"/>
       </w:pPr>
       <w:r>
-        <w:t xml:space="preserve">Services deployed to AWS Fargate.</w:t>
+        <w:t xml:space="preserve">Professional Experience</w:t>
       </w:r>
     </w:p>
     <w:p>
       <w:pPr>
-        <w:numPr>
-          <w:ilvl w:val="1"/>
-          <w:numId w:val="1011"/>
-        </w:numPr>
-        <w:pStyle w:val="Compact"/>
+        <w:pStyle w:val="BodyText"/>
       </w:pPr>
       <w:r>
-        <w:t xml:space="preserve">Continuous Deployment PoC using Github Actions &amp; jFrog</w:t>
+        <w:t xml:space="preserve">Platform &amp; AI Engineer — Alludium (Series A, AI agent operating system) Jul 2025 – Present</w:t>
+      </w:r>
+      <w:r>
+        <w:t xml:space="preserve"> </w:t>
+      </w:r>
+      <w:r>
+        <w:t xml:space="preserve">Lead platform engineer, driving DevOps/SRE, AI infrastructure and security/compliance for a no-code agentic workflow platform, while also contributing as a developer on the platform’s core agentic tooling. Joined pre-infrastructure and built the majority of the platform foundation, using agent-accelerated development to cover ground well beyond typical single-engineer scope.</w:t>
       </w:r>
     </w:p>
     <w:p>
+      <w:pPr>
+        <w:pStyle w:val="BodyText"/>
+      </w:pPr>
       <w:r>
-        <w:pict>
-          <v:rect style="width:0;height:1.5pt" o:hralign="center" o:hrstd="t" o:hr="t"/>
-        </w:pict>
-      </w:r>
-    </w:p>
-    <w:tbl>
-      <w:tblPr>
-        <w:tblStyle w:val="Table"/>
-        <w:tblW w:type="pct" w:w="5000"/>
-        <w:tblLook w:firstRow="1" w:lastRow="0" w:firstColumn="0" w:lastColumn="0" w:noHBand="0" w:noVBand="0" w:val="0020"/>
-        <w:jc w:val="start"/>
-      </w:tblPr>
-      <w:tblGrid>
-        <w:gridCol w:w="4400"/>
-        <w:gridCol w:w="3520"/>
-      </w:tblGrid>
-      <w:tr>
-        <w:trPr>
-          <w:tblHeader w:val="true"/>
-        </w:trPr>
-        <w:tc>
-          <w:tcPr/>
-          <w:p>
-            <w:pPr>
-              <w:pStyle w:val="Compact"/>
-              <w:jc w:val="left"/>
-            </w:pPr>
-            <w:r>
-              <w:rPr>
-                <w:bCs/>
-                <w:b/>
-              </w:rPr>
-              <w:t xml:space="preserve">Head of Technology (Contract)</w:t>
-            </w:r>
-          </w:p>
-        </w:tc>
-        <w:tc>
-          <w:tcPr/>
-          <w:p>
-            <w:pPr>
-              <w:pStyle w:val="Compact"/>
-              <w:jc w:val="right"/>
-            </w:pPr>
-            <w:r>
-              <w:rPr>
-                <w:bCs/>
-                <w:b/>
-              </w:rPr>
-              <w:t xml:space="preserve">Sept 2017 - Jan 2020</w:t>
-            </w:r>
-          </w:p>
-        </w:tc>
-      </w:tr>
-    </w:tbl>
-    <w:p>
-      <w:pPr>
-        <w:pStyle w:val="BodyText"/>
-      </w:pPr>
-      <w:r>
-        <w:rPr>
-          <w:iCs/>
-          <w:i/>
-        </w:rPr>
-        <w:t xml:space="preserve">Invoicefair</w:t>
-      </w:r>
-      <w:r>
-        <w:br/>
-      </w:r>
-      <w:r>
-        <w:rPr>
-          <w:iCs/>
-          <w:i/>
-        </w:rPr>
-        <w:t xml:space="preserve">InvoiceFair is a company that enables SMEs to sell invoices to investors using a bespoke trading platform. They have traded over €1.5 billion through the platform and won Most Disruptive Fintech Award at 2019 Deloitte Financial Services Innovation Awards.</w:t>
+        <w:t xml:space="preserve">Key Achievements:</w:t>
       </w:r>
     </w:p>
     <w:p>
@@ -1086,838 +159,325 @@
         <w:pStyle w:val="BodyText"/>
       </w:pPr>
       <w:r>
-        <w:rPr>
-          <w:bCs/>
-          <w:b/>
-        </w:rPr>
-        <w:t xml:space="preserve">Role:</w:t>
+        <w:t xml:space="preserve">Designed and built the entire multi-cloud infrastructure-as-code foundation from scratch (Terraspace + Terraform modules), establishing the architectural base the platform has scaled on since</w:t>
+      </w:r>
+      <w:r>
+        <w:t xml:space="preserve"> </w:t>
+      </w:r>
+      <w:r>
+        <w:t xml:space="preserve">Built the first end-to-end automated release process: SemVer-versioned (major/minor/patch + hotfix), fully automated via GitHub Actions, Kubernetes and ArgoCD</w:t>
+      </w:r>
+      <w:r>
+        <w:t xml:space="preserve"> </w:t>
+      </w:r>
+      <w:r>
+        <w:t xml:space="preserve">Led a full security lockdown of a previously ungoverned access model — replaced scattered static keys with AWS SSO and role-based permissions across pipelines and infrastructure, including AWS Bedrock access</w:t>
+      </w:r>
+      <w:r>
+        <w:t xml:space="preserve"> </w:t>
+      </w:r>
+      <w:r>
+        <w:t xml:space="preserve">Built a full observability stack from zero visibility to fully correlated traces, logs and metrics (Grafana), enabling direct trace-to-log-to-metric navigation during incident response; extended this with LangFuse for AI agent observability, correlated back to the same trace data (v4 SDK/OTEL upgrade planned)</w:t>
+      </w:r>
+      <w:r>
+        <w:t xml:space="preserve"> </w:t>
+      </w:r>
+      <w:r>
+        <w:t xml:space="preserve">Built automated cost and error reporting used directly in CEO and executive-level meetings</w:t>
+      </w:r>
+      <w:r>
+        <w:t xml:space="preserve"> </w:t>
+      </w:r>
+      <w:r>
+        <w:t xml:space="preserve">Delivered a multi-cloud RAG pipeline end-to-end — infrastructure, code and architecture — ingesting and extracting documents via Azure Document Intelligence, indexing to a vector store, and retrieving results into LLM tool calls for downstream Q&amp;A; selected the ingestion engine via a structured, data-driven bake-off, documented and presented as a formal recommendation</w:t>
+      </w:r>
+      <w:r>
+        <w:t xml:space="preserve"> </w:t>
+      </w:r>
+      <w:r>
+        <w:t xml:space="preserve">Designed and built infrastructure for a separate invite-only platform on an isolated AWS account for a sister company, including a self-serve developer setup that lets non-technical users configure and manage their own environment by pointing an agent at a page</w:t>
+      </w:r>
+      <w:r>
+        <w:t xml:space="preserve"> </w:t>
+      </w:r>
+      <w:r>
+        <w:t xml:space="preserve">Documented every major architectural decision as an ADR with a risk/reward analysis, ensuring decisions were deliberately scoped to the organisation’s size and stage rather than over-engineered</w:t>
       </w:r>
     </w:p>
     <w:p>
       <w:pPr>
-        <w:numPr>
-          <w:ilvl w:val="0"/>
-          <w:numId w:val="1012"/>
-        </w:numPr>
-        <w:pStyle w:val="Compact"/>
+        <w:pStyle w:val="BodyText"/>
       </w:pPr>
       <w:r>
-        <w:t xml:space="preserve">Backend developer responsible for the migration of a legacy system to a microservice architecture.</w:t>
+        <w:t xml:space="preserve">Principal Engineer (Contract) — Financefair Oct 2023 – Nov 2024</w:t>
+      </w:r>
+      <w:r>
+        <w:t xml:space="preserve"> </w:t>
+      </w:r>
+      <w:r>
+        <w:t xml:space="preserve">Fintech platform enabling SMEs to access working capital through invoice trading.</w:t>
       </w:r>
     </w:p>
     <w:p>
       <w:pPr>
-        <w:numPr>
-          <w:ilvl w:val="0"/>
-          <w:numId w:val="1012"/>
-        </w:numPr>
-        <w:pStyle w:val="Compact"/>
+        <w:pStyle w:val="BodyText"/>
       </w:pPr>
       <w:r>
-        <w:t xml:space="preserve">Prototyping and development of new features.</w:t>
+        <w:t xml:space="preserve">Led technical architecture and infrastructure modernisation; built and mentored the engineering team.</w:t>
       </w:r>
     </w:p>
     <w:p>
       <w:pPr>
-        <w:numPr>
-          <w:ilvl w:val="0"/>
-          <w:numId w:val="1012"/>
-        </w:numPr>
-        <w:pStyle w:val="Compact"/>
+        <w:pStyle w:val="BodyText"/>
       </w:pPr>
       <w:r>
-        <w:t xml:space="preserve">Evaluating emerging software technologies and frameworks.</w:t>
+        <w:t xml:space="preserve">Diagnosed and resolved critical system stability issues via JVM memory optimisation, eliminating production crashes</w:t>
+      </w:r>
+      <w:r>
+        <w:t xml:space="preserve"> </w:t>
+      </w:r>
+      <w:r>
+        <w:t xml:space="preserve">Implemented Datadog observability with custom alarms and dashboards, reducing incident response time by 80%</w:t>
+      </w:r>
+      <w:r>
+        <w:t xml:space="preserve"> </w:t>
+      </w:r>
+      <w:r>
+        <w:t xml:space="preserve">Rebuilt infrastructure using Terraform, Terragrunt and GitHub Actions, improving deployment consistency</w:t>
+      </w:r>
+      <w:r>
+        <w:t xml:space="preserve"> </w:t>
+      </w:r>
+      <w:r>
+        <w:t xml:space="preserve">Migrated services and databases to private subnets with AWS Session Manager, eliminating SSH access vulnerabilities</w:t>
+      </w:r>
+      <w:r>
+        <w:t xml:space="preserve"> </w:t>
+      </w:r>
+      <w:r>
+        <w:t xml:space="preserve">Orchestrated EC2/Docker → AWS ECS migration, improving scalability and reducing infrastructure costs by 40%</w:t>
       </w:r>
     </w:p>
     <w:p>
       <w:pPr>
-        <w:numPr>
-          <w:ilvl w:val="0"/>
-          <w:numId w:val="1012"/>
-        </w:numPr>
-        <w:pStyle w:val="Compact"/>
+        <w:pStyle w:val="BodyText"/>
       </w:pPr>
       <w:r>
-        <w:t xml:space="preserve">Provide technical mentorship to team members.</w:t>
+        <w:t xml:space="preserve">Senior Software Developer (Contract) — Workhuman (Integrations Team) Aug 2021 – Apr 2023</w:t>
+      </w:r>
+      <w:r>
+        <w:t xml:space="preserve"> </w:t>
+      </w:r>
+      <w:r>
+        <w:t xml:space="preserve">Recognition software enabling employees to recognise and reward each other.</w:t>
       </w:r>
     </w:p>
     <w:p>
       <w:pPr>
-        <w:numPr>
-          <w:ilvl w:val="0"/>
-          <w:numId w:val="1012"/>
-        </w:numPr>
-        <w:pStyle w:val="Compact"/>
+        <w:pStyle w:val="BodyText"/>
       </w:pPr>
       <w:r>
-        <w:t xml:space="preserve">Identify and address life cycle or process related inefficiencies.</w:t>
+        <w:t xml:space="preserve">Led security modernisation for public-facing APIs</w:t>
+      </w:r>
+      <w:r>
+        <w:t xml:space="preserve"> </w:t>
+      </w:r>
+      <w:r>
+        <w:t xml:space="preserve">Built a Kubernetes sandbox development environment (Minikube, Helm, Skaffold)</w:t>
+      </w:r>
+      <w:r>
+        <w:t xml:space="preserve"> </w:t>
+      </w:r>
+      <w:r>
+        <w:t xml:space="preserve">Delivered technical training across squads (POCs, documentation, presentations) covering AWS ECS deployment, Spring Security/Ping Federate/Cognito, microservice patterns, and feature-flag deployment (AWS AppConfig)</w:t>
       </w:r>
     </w:p>
     <w:p>
       <w:pPr>
-        <w:pStyle w:val="FirstParagraph"/>
+        <w:pStyle w:val="BodyText"/>
       </w:pPr>
       <w:r>
-        <w:rPr>
-          <w:bCs/>
-          <w:b/>
-        </w:rPr>
-        <w:t xml:space="preserve">Key Projects:</w:t>
+        <w:t xml:space="preserve">Senior Software Developer (Contract) — LexisNexis Risk Solutions (Telematics Team) Sept 2020 – Aug 2021</w:t>
+      </w:r>
+      <w:r>
+        <w:t xml:space="preserve"> </w:t>
+      </w:r>
+      <w:r>
+        <w:t xml:space="preserve">Analytic solutions for car insurance companies using automaker-supplied event data.</w:t>
       </w:r>
     </w:p>
     <w:p>
       <w:pPr>
-        <w:numPr>
-          <w:ilvl w:val="0"/>
-          <w:numId w:val="1013"/>
-        </w:numPr>
-        <w:pStyle w:val="Compact"/>
+        <w:pStyle w:val="BodyText"/>
       </w:pPr>
       <w:r>
-        <w:t xml:space="preserve">The primary project was the migration of a legacy .NET Monolith to a microservice architecture. My tasks included…</w:t>
+        <w:t xml:space="preserve">Architected and deployed Spring Boot microservices enriching Connected Car event data with PII, reading from encrypted S3 and publishing to SQS</w:t>
+      </w:r>
+      <w:r>
+        <w:t xml:space="preserve"> </w:t>
+      </w:r>
+      <w:r>
+        <w:t xml:space="preserve">Wrote Terraform infrastructure modules and designed AWS deployment pipelines (Fargate, via GitLab)</w:t>
+      </w:r>
+      <w:r>
+        <w:t xml:space="preserve"> </w:t>
+      </w:r>
+      <w:r>
+        <w:t xml:space="preserve">Built unit/integration/BDD test suites using LocalStack; mentored team members</w:t>
       </w:r>
     </w:p>
     <w:p>
       <w:pPr>
-        <w:numPr>
-          <w:ilvl w:val="0"/>
-          <w:numId w:val="1013"/>
-        </w:numPr>
-        <w:pStyle w:val="Compact"/>
+        <w:pStyle w:val="BodyText"/>
       </w:pPr>
       <w:r>
-        <w:t xml:space="preserve">Prototyping various architectures and microservice configurations</w:t>
+        <w:t xml:space="preserve">Head of Technology (Contract) — Invoicefair Sept 2017 – Jan 2020</w:t>
+      </w:r>
+      <w:r>
+        <w:t xml:space="preserve"> </w:t>
+      </w:r>
+      <w:r>
+        <w:t xml:space="preserve">Fintech invoice-trading platform (€1.5bn+ traded; Deloitte Most Disruptive Fintech 2019).</w:t>
       </w:r>
     </w:p>
     <w:p>
       <w:pPr>
-        <w:numPr>
-          <w:ilvl w:val="0"/>
-          <w:numId w:val="1013"/>
-        </w:numPr>
-        <w:pStyle w:val="Compact"/>
+        <w:pStyle w:val="BodyText"/>
       </w:pPr>
       <w:r>
-        <w:t xml:space="preserve">Securing front (Angular) and backend (Spring Boot) microservices using Springs OAuth 2.0 platform security and Netflix’s Zuul router.</w:t>
+        <w:t xml:space="preserve">Led migration of a legacy .NET monolith to microservices architecture</w:t>
+      </w:r>
+      <w:r>
+        <w:t xml:space="preserve"> </w:t>
+      </w:r>
+      <w:r>
+        <w:t xml:space="preserve">Secured Angular/Spring Boot services using OAuth 2.0 and Zuul; rewrote internal banking API (Spring Boot, SQL Server)</w:t>
+      </w:r>
+      <w:r>
+        <w:t xml:space="preserve"> </w:t>
+      </w:r>
+      <w:r>
+        <w:t xml:space="preserve">Integrated external APIs (Experian, MoneyCorp, Slack); configured Terraform/Chef infrastructure and Jenkins-on-Kubernetes CI/CD</w:t>
+      </w:r>
+      <w:r>
+        <w:t xml:space="preserve"> </w:t>
+      </w:r>
+      <w:r>
+        <w:t xml:space="preserve">Built a remote developer sandbox on Eclipse Che for fully emulated personal dev environments</w:t>
       </w:r>
     </w:p>
     <w:p>
       <w:pPr>
-        <w:numPr>
-          <w:ilvl w:val="0"/>
-          <w:numId w:val="1013"/>
-        </w:numPr>
-        <w:pStyle w:val="Compact"/>
+        <w:pStyle w:val="BodyText"/>
       </w:pPr>
       <w:r>
-        <w:t xml:space="preserve">Migrations of .NET services to Spring Boot based REST services.</w:t>
+        <w:t xml:space="preserve">Senior Software Developer (Contract) — The Now Factory (an IBM company) Mar 2013 – June 2017</w:t>
+      </w:r>
+      <w:r>
+        <w:t xml:space="preserve"> </w:t>
+      </w:r>
+      <w:r>
+        <w:t xml:space="preserve">Real-time network/business data analytics for communications service providers (acquired by IBM, 2014).</w:t>
       </w:r>
     </w:p>
     <w:p>
       <w:pPr>
-        <w:numPr>
-          <w:ilvl w:val="0"/>
-          <w:numId w:val="1013"/>
-        </w:numPr>
-        <w:pStyle w:val="Compact"/>
+        <w:pStyle w:val="BodyText"/>
       </w:pPr>
       <w:r>
-        <w:t xml:space="preserve">Full rewrite of the platforms internal banking API functionality (Spring Boot, SQL server)</w:t>
+        <w:t xml:space="preserve">Built a high-speed data loading CLI distributing 100s of millions of records across ~80 Oracle instances (Java, Spring Batch, SQL Loader)</w:t>
+      </w:r>
+      <w:r>
+        <w:t xml:space="preserve"> </w:t>
+      </w:r>
+      <w:r>
+        <w:t xml:space="preserve">Developed a next-gen analytics UI POC (ES6, Node.js, React, Redux)</w:t>
       </w:r>
     </w:p>
     <w:p>
       <w:pPr>
-        <w:numPr>
-          <w:ilvl w:val="0"/>
-          <w:numId w:val="1013"/>
-        </w:numPr>
-        <w:pStyle w:val="Compact"/>
+        <w:pStyle w:val="BodyText"/>
       </w:pPr>
       <w:r>
-        <w:t xml:space="preserve">Various external API integrations e.g. Experian Financial reports (WSDL), MoneyCorp banking (REST), Slack (Webhooks)</w:t>
+        <w:t xml:space="preserve">Senior Software Developer — Wedo Technologies Jul 2008 – Feb 2013</w:t>
+      </w:r>
+      <w:r>
+        <w:t xml:space="preserve"> </w:t>
+      </w:r>
+      <w:r>
+        <w:t xml:space="preserve">Revenue assurance products for communications service providers.</w:t>
       </w:r>
     </w:p>
     <w:p>
       <w:pPr>
-        <w:numPr>
-          <w:ilvl w:val="0"/>
-          <w:numId w:val="1013"/>
-        </w:numPr>
-        <w:pStyle w:val="Compact"/>
+        <w:pStyle w:val="BodyText"/>
       </w:pPr>
       <w:r>
-        <w:t xml:space="preserve">Various DevOps related tasks…</w:t>
+        <w:t xml:space="preserve">Built backend for a Java/Spring/REST/JMS data analytics application (Presto, Hive)</w:t>
+      </w:r>
+      <w:r>
+        <w:t xml:space="preserve"> </w:t>
+      </w:r>
+      <w:r>
+        <w:t xml:space="preserve">Implemented a formula parser/validation service (Spring, ANTLR) and configurable charting dashboards</w:t>
       </w:r>
     </w:p>
     <w:p>
       <w:pPr>
-        <w:numPr>
-          <w:ilvl w:val="1"/>
-          <w:numId w:val="1014"/>
-        </w:numPr>
-        <w:pStyle w:val="Compact"/>
+        <w:pStyle w:val="BodyText"/>
       </w:pPr>
       <w:r>
-        <w:t xml:space="preserve">Configured environment Infrastructure deployments (Terraform and Chef)</w:t>
+        <w:t xml:space="preserve">Software Developer — In1Solutions Jan 2001 – Sep 2006</w:t>
+      </w:r>
+      <w:r>
+        <w:t xml:space="preserve"> </w:t>
+      </w:r>
+      <w:r>
+        <w:t xml:space="preserve">Hotel booking engine technology provider.</w:t>
       </w:r>
     </w:p>
     <w:p>
       <w:pPr>
-        <w:numPr>
-          <w:ilvl w:val="1"/>
-          <w:numId w:val="1014"/>
-        </w:numPr>
-        <w:pStyle w:val="Compact"/>
+        <w:pStyle w:val="BodyText"/>
       </w:pPr>
       <w:r>
-        <w:t xml:space="preserve">Setup CI/CD tooling using Jenkins pipelines on a Kubernetes cluster.</w:t>
+        <w:t xml:space="preserve">Developed a booking engine used by hundreds of hoteliers (Flash UI, Java/EJB, Oracle)</w:t>
+      </w:r>
+      <w:r>
+        <w:t xml:space="preserve"> </w:t>
+      </w:r>
+      <w:r>
+        <w:t xml:space="preserve">Integrated with hotelier property management systems via SOAP/REST/JAXB/Axis</w:t>
       </w:r>
     </w:p>
     <w:p>
       <w:pPr>
-        <w:numPr>
-          <w:ilvl w:val="1"/>
-          <w:numId w:val="1014"/>
-        </w:numPr>
-        <w:pStyle w:val="Compact"/>
+        <w:pStyle w:val="BodyText"/>
       </w:pPr>
       <w:r>
-        <w:t xml:space="preserve">Creation of a remote developer sandbox leveraging Eclipse Che, allowing developers to spin up fully emulated personal development/debugging environments in minutes, without the need to locally install many programs, frameworks and tools.</w:t>
+        <w:t xml:space="preserve">Education &amp; Certifications</w:t>
       </w:r>
     </w:p>
     <w:p>
-      <w:r>
-        <w:pict>
-          <v:rect style="width:0;height:1.5pt" o:hralign="center" o:hrstd="t" o:hr="t"/>
-        </w:pict>
-      </w:r>
-    </w:p>
-    <w:tbl>
-      <w:tblPr>
-        <w:tblStyle w:val="Table"/>
-        <w:tblW w:type="pct" w:w="5000"/>
-        <w:tblLook w:firstRow="1" w:lastRow="0" w:firstColumn="0" w:lastColumn="0" w:noHBand="0" w:noVBand="0" w:val="0020"/>
-        <w:jc w:val="start"/>
-      </w:tblPr>
-      <w:tblGrid>
-        <w:gridCol w:w="4400"/>
-        <w:gridCol w:w="3520"/>
-      </w:tblGrid>
-      <w:tr>
-        <w:trPr>
-          <w:tblHeader w:val="true"/>
-        </w:trPr>
-        <w:tc>
-          <w:tcPr/>
-          <w:p>
-            <w:pPr>
-              <w:pStyle w:val="Compact"/>
-              <w:jc w:val="left"/>
-            </w:pPr>
-            <w:r>
-              <w:rPr>
-                <w:bCs/>
-                <w:b/>
-              </w:rPr>
-              <w:t xml:space="preserve">Senior Software Developer (Contract)</w:t>
-            </w:r>
-          </w:p>
-        </w:tc>
-        <w:tc>
-          <w:tcPr/>
-          <w:p>
-            <w:pPr>
-              <w:pStyle w:val="Compact"/>
-              <w:jc w:val="right"/>
-            </w:pPr>
-            <w:r>
-              <w:rPr>
-                <w:bCs/>
-                <w:b/>
-              </w:rPr>
-              <w:t xml:space="preserve">Mar 2013 – June 2017</w:t>
-            </w:r>
-          </w:p>
-        </w:tc>
-      </w:tr>
-    </w:tbl>
-    <w:p>
       <w:pPr>
         <w:pStyle w:val="BodyText"/>
-      </w:pPr>
-      <w:r>
-        <w:rPr>
-          <w:iCs/>
-          <w:i/>
-        </w:rPr>
-        <w:t xml:space="preserve">The Now Factory (an IBM company)</w:t>
-      </w:r>
-      <w:r>
-        <w:br/>
-      </w:r>
-      <w:r>
-        <w:rPr>
-          <w:iCs/>
-          <w:i/>
-        </w:rPr>
-        <w:t xml:space="preserve">The Now Factory provides analytics software that helps communications service providers gain real-time insights into their customers by analysing massive quantities of network and business data. It was acquired by IBM in 2014.</w:t>
-      </w:r>
-    </w:p>
-    <w:p>
-      <w:pPr>
-        <w:pStyle w:val="BodyText"/>
-      </w:pPr>
-      <w:r>
-        <w:rPr>
-          <w:bCs/>
-          <w:b/>
-        </w:rPr>
-        <w:t xml:space="preserve">Role:</w:t>
-      </w:r>
-    </w:p>
-    <w:p>
-      <w:pPr>
-        <w:numPr>
-          <w:ilvl w:val="0"/>
-          <w:numId w:val="1015"/>
-        </w:numPr>
-        <w:pStyle w:val="Compact"/>
-      </w:pPr>
-      <w:r>
-        <w:t xml:space="preserve">Applications Team member responsible for developing next generation middleware</w:t>
-      </w:r>
-    </w:p>
-    <w:p>
-      <w:pPr>
-        <w:numPr>
-          <w:ilvl w:val="0"/>
-          <w:numId w:val="1015"/>
-        </w:numPr>
-        <w:pStyle w:val="Compact"/>
-      </w:pPr>
-      <w:r>
-        <w:t xml:space="preserve">Writing unit tests</w:t>
-      </w:r>
-    </w:p>
-    <w:p>
-      <w:pPr>
-        <w:numPr>
-          <w:ilvl w:val="0"/>
-          <w:numId w:val="1015"/>
-        </w:numPr>
-        <w:pStyle w:val="Compact"/>
-      </w:pPr>
-      <w:r>
-        <w:t xml:space="preserve">Develop proof of concept products/features utilising latest technologies</w:t>
-      </w:r>
-    </w:p>
-    <w:p>
-      <w:pPr>
-        <w:numPr>
-          <w:ilvl w:val="0"/>
-          <w:numId w:val="1015"/>
-        </w:numPr>
-        <w:pStyle w:val="Compact"/>
-      </w:pPr>
-      <w:r>
-        <w:t xml:space="preserve">Debug and solve customer issues</w:t>
-      </w:r>
-    </w:p>
-    <w:p>
-      <w:pPr>
-        <w:numPr>
-          <w:ilvl w:val="0"/>
-          <w:numId w:val="1015"/>
-        </w:numPr>
-        <w:pStyle w:val="Compact"/>
-      </w:pPr>
-      <w:r>
-        <w:t xml:space="preserve">Code reviews</w:t>
-      </w:r>
-    </w:p>
-    <w:p>
-      <w:pPr>
-        <w:numPr>
-          <w:ilvl w:val="0"/>
-          <w:numId w:val="1015"/>
-        </w:numPr>
-        <w:pStyle w:val="Compact"/>
-      </w:pPr>
-      <w:r>
-        <w:t xml:space="preserve">Participate in scrum development process (planning, estimates, etc.)</w:t>
-      </w:r>
-    </w:p>
-    <w:p>
-      <w:pPr>
-        <w:pStyle w:val="FirstParagraph"/>
-      </w:pPr>
-      <w:r>
-        <w:rPr>
-          <w:bCs/>
-          <w:b/>
-        </w:rPr>
-        <w:t xml:space="preserve">Key Projects:</w:t>
-      </w:r>
-    </w:p>
-    <w:p>
-      <w:pPr>
-        <w:numPr>
-          <w:ilvl w:val="0"/>
-          <w:numId w:val="1016"/>
-        </w:numPr>
-        <w:pStyle w:val="Compact"/>
-      </w:pPr>
-      <w:r>
-        <w:t xml:space="preserve">Developed a data loading CLI module responsible for distributing and loading potentially 100s of millions of records from text files into potentially 80 separate Oracle database instances. A key requirement was high speed loading. Implemented using Java, Spring Batch and SQL Loader.</w:t>
-      </w:r>
-    </w:p>
-    <w:p>
-      <w:pPr>
-        <w:numPr>
-          <w:ilvl w:val="0"/>
-          <w:numId w:val="1016"/>
-        </w:numPr>
-        <w:pStyle w:val="Compact"/>
-      </w:pPr>
-      <w:r>
-        <w:t xml:space="preserve">Proof of concept next generation data analytics UI. Developed using latest ES6 JavaScript features, NodeJS, Yarn, NMP, React, Redux and many other libraries.</w:t>
-      </w:r>
-    </w:p>
-    <w:p>
-      <w:r>
-        <w:pict>
-          <v:rect style="width:0;height:1.5pt" o:hralign="center" o:hrstd="t" o:hr="t"/>
-        </w:pict>
-      </w:r>
-    </w:p>
-    <w:tbl>
-      <w:tblPr>
-        <w:tblStyle w:val="Table"/>
-        <w:tblW w:type="pct" w:w="5000"/>
-        <w:tblLook w:firstRow="1" w:lastRow="0" w:firstColumn="0" w:lastColumn="0" w:noHBand="0" w:noVBand="0" w:val="0020"/>
-        <w:jc w:val="start"/>
-      </w:tblPr>
-      <w:tblGrid>
-        <w:gridCol w:w="4400"/>
-        <w:gridCol w:w="3520"/>
-      </w:tblGrid>
-      <w:tr>
-        <w:trPr>
-          <w:tblHeader w:val="true"/>
-        </w:trPr>
-        <w:tc>
-          <w:tcPr/>
-          <w:p>
-            <w:pPr>
-              <w:pStyle w:val="Compact"/>
-              <w:jc w:val="left"/>
-            </w:pPr>
-            <w:r>
-              <w:rPr>
-                <w:bCs/>
-                <w:b/>
-              </w:rPr>
-              <w:t xml:space="preserve">Senior Software Developer</w:t>
-            </w:r>
-          </w:p>
-        </w:tc>
-        <w:tc>
-          <w:tcPr/>
-          <w:p>
-            <w:pPr>
-              <w:pStyle w:val="Compact"/>
-              <w:jc w:val="right"/>
-            </w:pPr>
-            <w:r>
-              <w:rPr>
-                <w:bCs/>
-                <w:b/>
-              </w:rPr>
-              <w:t xml:space="preserve">Jul 2008 – Feb 2013</w:t>
-            </w:r>
-          </w:p>
-        </w:tc>
-      </w:tr>
-    </w:tbl>
-    <w:p>
-      <w:pPr>
-        <w:pStyle w:val="BodyText"/>
-      </w:pPr>
-      <w:r>
-        <w:rPr>
-          <w:iCs/>
-          <w:i/>
-        </w:rPr>
-        <w:t xml:space="preserve">Wedo Technologies</w:t>
-      </w:r>
-      <w:r>
-        <w:br/>
-      </w:r>
-      <w:r>
-        <w:rPr>
-          <w:iCs/>
-          <w:i/>
-        </w:rPr>
-        <w:t xml:space="preserve">Wedo Technologies provide Revenue Assurance products to communications service providers, which assist in eliminating revenue leakage by reconciling network consumption and billing system information.</w:t>
-      </w:r>
-    </w:p>
-    <w:p>
-      <w:pPr>
-        <w:pStyle w:val="BodyText"/>
-      </w:pPr>
-      <w:r>
-        <w:rPr>
-          <w:bCs/>
-          <w:b/>
-        </w:rPr>
-        <w:t xml:space="preserve">Role:</w:t>
-      </w:r>
-    </w:p>
-    <w:p>
-      <w:pPr>
-        <w:numPr>
-          <w:ilvl w:val="0"/>
-          <w:numId w:val="1017"/>
-        </w:numPr>
-        <w:pStyle w:val="Compact"/>
-      </w:pPr>
-      <w:r>
-        <w:t xml:space="preserve">Full stack development role.</w:t>
-      </w:r>
-    </w:p>
-    <w:p>
-      <w:pPr>
-        <w:numPr>
-          <w:ilvl w:val="0"/>
-          <w:numId w:val="1017"/>
-        </w:numPr>
-        <w:pStyle w:val="Compact"/>
-      </w:pPr>
-      <w:r>
-        <w:t xml:space="preserve">Writing unit tests</w:t>
-      </w:r>
-    </w:p>
-    <w:p>
-      <w:pPr>
-        <w:numPr>
-          <w:ilvl w:val="0"/>
-          <w:numId w:val="1017"/>
-        </w:numPr>
-        <w:pStyle w:val="Compact"/>
-      </w:pPr>
-      <w:r>
-        <w:t xml:space="preserve">Debugging and fixing code bugs</w:t>
-      </w:r>
-    </w:p>
-    <w:p>
-      <w:pPr>
-        <w:pStyle w:val="FirstParagraph"/>
-      </w:pPr>
-      <w:r>
-        <w:rPr>
-          <w:bCs/>
-          <w:b/>
-        </w:rPr>
-        <w:t xml:space="preserve">Key Projects:</w:t>
-      </w:r>
-    </w:p>
-    <w:p>
-      <w:pPr>
-        <w:numPr>
-          <w:ilvl w:val="0"/>
-          <w:numId w:val="1018"/>
-        </w:numPr>
-        <w:pStyle w:val="Compact"/>
-      </w:pPr>
-      <w:r>
-        <w:t xml:space="preserve">Responsible for developing the backend of a data analytics application written in Java using Spring, REST, JMS, Presto &amp; Hive.</w:t>
-      </w:r>
-      <w:r>
-        <w:br/>
-      </w:r>
-    </w:p>
-    <w:p>
-      <w:pPr>
-        <w:numPr>
-          <w:ilvl w:val="0"/>
-          <w:numId w:val="1018"/>
-        </w:numPr>
-        <w:pStyle w:val="Compact"/>
-      </w:pPr>
-      <w:r>
-        <w:t xml:space="preserve">Developed various features including a formula parser and validation service which involved parsing and validating a grammar and providing detailed feedback to client (that could be used in UI to highlight lexical errors &amp; provide content assist). Implemented using Spring and ANTLR.</w:t>
-      </w:r>
-    </w:p>
-    <w:p>
-      <w:pPr>
-        <w:numPr>
-          <w:ilvl w:val="0"/>
-          <w:numId w:val="1018"/>
-        </w:numPr>
-        <w:pStyle w:val="Compact"/>
-      </w:pPr>
-      <w:r>
-        <w:t xml:space="preserve">Implemented various features for a data analytics Portlet application container. For example, a configurable charting dashboard using technologies such as jQuery, Highcharts, Struts MVC, Spring services, Velocity, Hibernate, Oracle.</w:t>
-      </w:r>
-    </w:p>
-    <w:p>
-      <w:pPr>
-        <w:numPr>
-          <w:ilvl w:val="0"/>
-          <w:numId w:val="1018"/>
-        </w:numPr>
-        <w:pStyle w:val="Compact"/>
-      </w:pPr>
-      <w:r>
-        <w:t xml:space="preserve">Expression builder component using jQuery and CodeMirror UI backed by Struts MVC and Spring services</w:t>
-      </w:r>
-    </w:p>
-    <w:p>
-      <w:r>
-        <w:pict>
-          <v:rect style="width:0;height:1.5pt" o:hralign="center" o:hrstd="t" o:hr="t"/>
-        </w:pict>
-      </w:r>
-    </w:p>
-    <w:tbl>
-      <w:tblPr>
-        <w:tblStyle w:val="Table"/>
-        <w:tblW w:type="pct" w:w="5000"/>
-        <w:tblLook w:firstRow="1" w:lastRow="0" w:firstColumn="0" w:lastColumn="0" w:noHBand="0" w:noVBand="0" w:val="0020"/>
-        <w:jc w:val="start"/>
-      </w:tblPr>
-      <w:tblGrid>
-        <w:gridCol w:w="4400"/>
-        <w:gridCol w:w="3520"/>
-      </w:tblGrid>
-      <w:tr>
-        <w:trPr>
-          <w:tblHeader w:val="true"/>
-        </w:trPr>
-        <w:tc>
-          <w:tcPr/>
-          <w:p>
-            <w:pPr>
-              <w:pStyle w:val="Compact"/>
-              <w:jc w:val="left"/>
-            </w:pPr>
-            <w:r>
-              <w:rPr>
-                <w:bCs/>
-                <w:b/>
-              </w:rPr>
-              <w:t xml:space="preserve">Software Developer</w:t>
-            </w:r>
-          </w:p>
-        </w:tc>
-        <w:tc>
-          <w:tcPr/>
-          <w:p>
-            <w:pPr>
-              <w:pStyle w:val="Compact"/>
-              <w:jc w:val="right"/>
-            </w:pPr>
-            <w:r>
-              <w:rPr>
-                <w:bCs/>
-                <w:b/>
-              </w:rPr>
-              <w:t xml:space="preserve">Jan 2001 – Sep 2006</w:t>
-            </w:r>
-          </w:p>
-        </w:tc>
-      </w:tr>
-    </w:tbl>
-    <w:p>
-      <w:pPr>
-        <w:pStyle w:val="BodyText"/>
-      </w:pPr>
-      <w:r>
-        <w:rPr>
-          <w:iCs/>
-          <w:i/>
-        </w:rPr>
-        <w:t xml:space="preserve">In1Solutions</w:t>
-      </w:r>
-      <w:r>
-        <w:br/>
-      </w:r>
-      <w:r>
-        <w:rPr>
-          <w:iCs/>
-          <w:i/>
-        </w:rPr>
-        <w:t xml:space="preserve">Provider of Hotel Booking Engine Technology.</w:t>
-      </w:r>
-    </w:p>
-    <w:p>
-      <w:pPr>
-        <w:pStyle w:val="BodyText"/>
-      </w:pPr>
-      <w:r>
-        <w:rPr>
-          <w:bCs/>
-          <w:b/>
-        </w:rPr>
-        <w:t xml:space="preserve">Role:</w:t>
-      </w:r>
-    </w:p>
-    <w:p>
-      <w:pPr>
-        <w:numPr>
-          <w:ilvl w:val="0"/>
-          <w:numId w:val="1019"/>
-        </w:numPr>
-        <w:pStyle w:val="Compact"/>
-      </w:pPr>
-      <w:r>
-        <w:t xml:space="preserve">Responsible for the development of a product called Hotel In1</w:t>
-      </w:r>
-    </w:p>
-    <w:p>
-      <w:pPr>
-        <w:numPr>
-          <w:ilvl w:val="0"/>
-          <w:numId w:val="1019"/>
-        </w:numPr>
-        <w:pStyle w:val="Compact"/>
-      </w:pPr>
-      <w:r>
-        <w:t xml:space="preserve">Designing and managing the database, writing PL/SQL maintenance scripts, optimising performance, etc.</w:t>
-      </w:r>
-    </w:p>
-    <w:p>
-      <w:pPr>
-        <w:numPr>
-          <w:ilvl w:val="0"/>
-          <w:numId w:val="1019"/>
-        </w:numPr>
-        <w:pStyle w:val="Compact"/>
-      </w:pPr>
-      <w:r>
-        <w:t xml:space="preserve">Liaising with the Hoteliers system vendor to capture requirements and identify integration issues</w:t>
-      </w:r>
-    </w:p>
-    <w:p>
-      <w:pPr>
-        <w:numPr>
-          <w:ilvl w:val="0"/>
-          <w:numId w:val="1019"/>
-        </w:numPr>
-        <w:pStyle w:val="Compact"/>
-      </w:pPr>
-      <w:r>
-        <w:t xml:space="preserve">Debugging and fixing code bugs</w:t>
-      </w:r>
-    </w:p>
-    <w:p>
-      <w:pPr>
-        <w:pStyle w:val="FirstParagraph"/>
-      </w:pPr>
-      <w:r>
-        <w:rPr>
-          <w:bCs/>
-          <w:b/>
-        </w:rPr>
-        <w:t xml:space="preserve">Key Projects:</w:t>
-      </w:r>
-    </w:p>
-    <w:p>
-      <w:pPr>
-        <w:numPr>
-          <w:ilvl w:val="0"/>
-          <w:numId w:val="1020"/>
-        </w:numPr>
-        <w:pStyle w:val="Compact"/>
-      </w:pPr>
-      <w:r>
-        <w:t xml:space="preserve">Developed a Hotel booking engine which is used by hundreds of hoteliers worldwide. Implemented using a Flash based UI, Java &amp; EJB middleware. Backed by an Oracle database.</w:t>
-      </w:r>
-    </w:p>
-    <w:p>
-      <w:pPr>
-        <w:numPr>
-          <w:ilvl w:val="0"/>
-          <w:numId w:val="1020"/>
-        </w:numPr>
-        <w:pStyle w:val="Compact"/>
-      </w:pPr>
-      <w:r>
-        <w:t xml:space="preserve">Integrated the booking engine with several hotelier’s in-house property management systems using various Web Service technologies (SOAP, REST, JAXB, XMLBeans, Axis)</w:t>
-      </w:r>
-    </w:p>
-    <w:bookmarkEnd w:id="26"/>
-    <w:bookmarkStart w:id="27" w:name="education"/>
-    <w:p>
-      <w:pPr>
-        <w:pStyle w:val="Heading2"/>
-      </w:pPr>
-      <w:r>
-        <w:t xml:space="preserve">Education</w:t>
-      </w:r>
-    </w:p>
-    <w:p>
-      <w:pPr>
-        <w:pStyle w:val="FirstParagraph"/>
-      </w:pPr>
-      <w:r>
-        <w:rPr>
-          <w:bCs/>
-          <w:b/>
-        </w:rPr>
-        <w:t xml:space="preserve">Certifications</w:t>
-      </w:r>
-    </w:p>
-    <w:p>
-      <w:pPr>
-        <w:numPr>
-          <w:ilvl w:val="0"/>
-          <w:numId w:val="1021"/>
-        </w:numPr>
-        <w:pStyle w:val="Compact"/>
       </w:pPr>
       <w:r>
         <w:t xml:space="preserve">Sun Certified Programmer (Java 5.0)</w:t>
       </w:r>
-    </w:p>
-    <w:p>
-      <w:pPr>
-        <w:pStyle w:val="FirstParagraph"/>
-      </w:pPr>
       <w:r>
-        <w:rPr>
-          <w:bCs/>
-          <w:b/>
-        </w:rPr>
-        <w:t xml:space="preserve">Athlone Institute of Technology</w:t>
+        <w:t xml:space="preserve"> </w:t>
+      </w:r>
+      <w:r>
+        <w:t xml:space="preserve">H. Dip in Computing — Athlone Institute of Technology (1999–2000)</w:t>
+      </w:r>
+      <w:r>
+        <w:t xml:space="preserve"> </w:t>
+      </w:r>
+      <w:r>
+        <w:t xml:space="preserve">B. Eng Polymer Engineering (1995–1999)</w:t>
       </w:r>
     </w:p>
-    <w:p>
-      <w:pPr>
-        <w:numPr>
-          <w:ilvl w:val="0"/>
-          <w:numId w:val="1022"/>
-        </w:numPr>
-        <w:pStyle w:val="Compact"/>
-      </w:pPr>
-      <w:r>
-        <w:t xml:space="preserve">H. Dip in Computing (1999-2000)</w:t>
-      </w:r>
-    </w:p>
-    <w:p>
-      <w:pPr>
-        <w:numPr>
-          <w:ilvl w:val="0"/>
-          <w:numId w:val="1022"/>
-        </w:numPr>
-        <w:pStyle w:val="Compact"/>
-      </w:pPr>
-      <w:r>
-        <w:t xml:space="preserve">B. Eng Polymer Engineering (1995-1999)</w:t>
-      </w:r>
-    </w:p>
-    <w:bookmarkEnd w:id="27"/>
-    <w:bookmarkEnd w:id="28"/>
     <w:sectPr>
       <w:pgSz w:h="15840" w:w="12240"/>
       <w:pgMar w:bottom="720" w:footer="720" w:gutter="0" w:header="720" w:left="720" w:right="720" w:top="720"/>
@@ -2465,14 +1025,14 @@
     </w:lvl>
   </w:abstractNum>
   <w:abstractNum w:abstractNumId="990">
-    <w:nsid w:val="A990"/>
+    <w:nsid w:val="0000A990"/>
     <w:multiLevelType w:val="multilevel"/>
     <w:lvl w:ilvl="0">
       <w:numFmt w:val="bullet"/>
       <w:lvlText w:val=" "/>
       <w:lvlJc w:val="left"/>
       <w:pPr>
-        <w:ind w:left="720" w:hanging="480"/>
+        <w:ind w:left="720" w:hanging="360"/>
       </w:pPr>
     </w:lvl>
     <w:lvl w:ilvl="1">
@@ -2480,7 +1040,7 @@
       <w:lvlText w:val=" "/>
       <w:lvlJc w:val="left"/>
       <w:pPr>
-        <w:ind w:left="1440" w:hanging="480"/>
+        <w:ind w:left="1440" w:hanging="360"/>
       </w:pPr>
     </w:lvl>
     <w:lvl w:ilvl="2">
@@ -2488,7 +1048,7 @@
       <w:lvlText w:val=" "/>
       <w:lvlJc w:val="left"/>
       <w:pPr>
-        <w:ind w:left="2160" w:hanging="480"/>
+        <w:ind w:left="2160" w:hanging="360"/>
       </w:pPr>
     </w:lvl>
     <w:lvl w:ilvl="3">
@@ -2496,7 +1056,7 @@
       <w:lvlText w:val=" "/>
       <w:lvlJc w:val="left"/>
       <w:pPr>
-        <w:ind w:left="2880" w:hanging="480"/>
+        <w:ind w:left="2880" w:hanging="360"/>
       </w:pPr>
     </w:lvl>
     <w:lvl w:ilvl="4">
@@ -2504,7 +1064,7 @@
       <w:lvlText w:val=" "/>
       <w:lvlJc w:val="left"/>
       <w:pPr>
-        <w:ind w:left="3600" w:hanging="480"/>
+        <w:ind w:left="3600" w:hanging="360"/>
       </w:pPr>
     </w:lvl>
     <w:lvl w:ilvl="5">
@@ -2512,7 +1072,7 @@
       <w:lvlText w:val=" "/>
       <w:lvlJc w:val="left"/>
       <w:pPr>
-        <w:ind w:left="4320" w:hanging="480"/>
+        <w:ind w:left="4320" w:hanging="360"/>
       </w:pPr>
     </w:lvl>
     <w:lvl w:ilvl="6">
@@ -2520,7 +1080,7 @@
       <w:lvlText w:val=" "/>
       <w:lvlJc w:val="left"/>
       <w:pPr>
-        <w:ind w:left="5040" w:hanging="480"/>
+        <w:ind w:left="5040" w:hanging="360"/>
       </w:pPr>
     </w:lvl>
     <w:lvl w:ilvl="7">
@@ -2528,7 +1088,7 @@
       <w:lvlText w:val=" "/>
       <w:lvlJc w:val="left"/>
       <w:pPr>
-        <w:ind w:left="5760" w:hanging="480"/>
+        <w:ind w:left="5760" w:hanging="360"/>
       </w:pPr>
     </w:lvl>
     <w:lvl w:ilvl="8">
@@ -2536,83 +1096,7 @@
       <w:lvlText w:val=" "/>
       <w:lvlJc w:val="left"/>
       <w:pPr>
-        <w:ind w:left="6480" w:hanging="480"/>
-      </w:pPr>
-    </w:lvl>
-  </w:abstractNum>
-  <w:abstractNum w:abstractNumId="991">
-    <w:nsid w:val="A991"/>
-    <w:multiLevelType w:val="multilevel"/>
-    <w:lvl w:ilvl="0">
-      <w:numFmt w:val="bullet"/>
-      <w:lvlText w:val="•"/>
-      <w:lvlJc w:val="left"/>
-      <w:pPr>
-        <w:ind w:left="720" w:hanging="480"/>
-      </w:pPr>
-    </w:lvl>
-    <w:lvl w:ilvl="1">
-      <w:numFmt w:val="bullet"/>
-      <w:lvlText w:val="–"/>
-      <w:lvlJc w:val="left"/>
-      <w:pPr>
-        <w:ind w:left="1440" w:hanging="480"/>
-      </w:pPr>
-    </w:lvl>
-    <w:lvl w:ilvl="2">
-      <w:numFmt w:val="bullet"/>
-      <w:lvlText w:val="•"/>
-      <w:lvlJc w:val="left"/>
-      <w:pPr>
-        <w:ind w:left="2160" w:hanging="480"/>
-      </w:pPr>
-    </w:lvl>
-    <w:lvl w:ilvl="3">
-      <w:numFmt w:val="bullet"/>
-      <w:lvlText w:val="–"/>
-      <w:lvlJc w:val="left"/>
-      <w:pPr>
-        <w:ind w:left="2880" w:hanging="480"/>
-      </w:pPr>
-    </w:lvl>
-    <w:lvl w:ilvl="4">
-      <w:numFmt w:val="bullet"/>
-      <w:lvlText w:val="•"/>
-      <w:lvlJc w:val="left"/>
-      <w:pPr>
-        <w:ind w:left="3600" w:hanging="480"/>
-      </w:pPr>
-    </w:lvl>
-    <w:lvl w:ilvl="5">
-      <w:numFmt w:val="bullet"/>
-      <w:lvlText w:val="–"/>
-      <w:lvlJc w:val="left"/>
-      <w:pPr>
-        <w:ind w:left="4320" w:hanging="480"/>
-      </w:pPr>
-    </w:lvl>
-    <w:lvl w:ilvl="6">
-      <w:numFmt w:val="bullet"/>
-      <w:lvlText w:val="•"/>
-      <w:lvlJc w:val="left"/>
-      <w:pPr>
-        <w:ind w:left="5040" w:hanging="480"/>
-      </w:pPr>
-    </w:lvl>
-    <w:lvl w:ilvl="7">
-      <w:numFmt w:val="bullet"/>
-      <w:lvlText w:val="–"/>
-      <w:lvlJc w:val="left"/>
-      <w:pPr>
-        <w:ind w:left="5760" w:hanging="480"/>
-      </w:pPr>
-    </w:lvl>
-    <w:lvl w:ilvl="8">
-      <w:numFmt w:val="bullet"/>
-      <w:lvlText w:val="•"/>
-      <w:lvlJc w:val="left"/>
-      <w:pPr>
-        <w:ind w:left="6480" w:hanging="480"/>
+        <w:ind w:left="6480" w:hanging="360"/>
       </w:pPr>
     </w:lvl>
   </w:abstractNum>
@@ -2654,72 +1138,6 @@
   </w:num>
   <w:num w:numId="1000">
     <w:abstractNumId w:val="990"/>
-  </w:num>
-  <w:num w:numId="1001">
-    <w:abstractNumId w:val="991"/>
-  </w:num>
-  <w:num w:numId="1002">
-    <w:abstractNumId w:val="991"/>
-  </w:num>
-  <w:num w:numId="1003">
-    <w:abstractNumId w:val="991"/>
-  </w:num>
-  <w:num w:numId="1004">
-    <w:abstractNumId w:val="991"/>
-  </w:num>
-  <w:num w:numId="1005">
-    <w:abstractNumId w:val="991"/>
-  </w:num>
-  <w:num w:numId="1006">
-    <w:abstractNumId w:val="991"/>
-  </w:num>
-  <w:num w:numId="1007">
-    <w:abstractNumId w:val="991"/>
-  </w:num>
-  <w:num w:numId="1008">
-    <w:abstractNumId w:val="991"/>
-  </w:num>
-  <w:num w:numId="1009">
-    <w:abstractNumId w:val="991"/>
-  </w:num>
-  <w:num w:numId="1010">
-    <w:abstractNumId w:val="991"/>
-  </w:num>
-  <w:num w:numId="1011">
-    <w:abstractNumId w:val="991"/>
-  </w:num>
-  <w:num w:numId="1012">
-    <w:abstractNumId w:val="991"/>
-  </w:num>
-  <w:num w:numId="1013">
-    <w:abstractNumId w:val="991"/>
-  </w:num>
-  <w:num w:numId="1014">
-    <w:abstractNumId w:val="991"/>
-  </w:num>
-  <w:num w:numId="1015">
-    <w:abstractNumId w:val="991"/>
-  </w:num>
-  <w:num w:numId="1016">
-    <w:abstractNumId w:val="991"/>
-  </w:num>
-  <w:num w:numId="1017">
-    <w:abstractNumId w:val="991"/>
-  </w:num>
-  <w:num w:numId="1018">
-    <w:abstractNumId w:val="991"/>
-  </w:num>
-  <w:num w:numId="1019">
-    <w:abstractNumId w:val="991"/>
-  </w:num>
-  <w:num w:numId="1020">
-    <w:abstractNumId w:val="991"/>
-  </w:num>
-  <w:num w:numId="1021">
-    <w:abstractNumId w:val="991"/>
-  </w:num>
-  <w:num w:numId="1022">
-    <w:abstractNumId w:val="991"/>
   </w:num>
 </w:numbering>
 </file>
@@ -14157,8 +12575,8 @@
     <w:name w:val="KeywordTok"/>
     <w:basedOn w:val="VerbatimChar"/>
     <w:rPr>
+      <w:b/>
       <w:color w:val="007020"/>
-      <w:b/>
     </w:rPr>
   </w:style>
   <w:style w:type="character" w:customStyle="1" w:styleId="DataTypeTok">
@@ -14235,42 +12653,42 @@
     <w:name w:val="ImportTok"/>
     <w:basedOn w:val="VerbatimChar"/>
     <w:rPr>
+      <w:b/>
       <w:color w:val="008000"/>
-      <w:b/>
     </w:rPr>
   </w:style>
   <w:style w:type="character" w:customStyle="1" w:styleId="CommentTok">
     <w:name w:val="CommentTok"/>
     <w:basedOn w:val="VerbatimChar"/>
     <w:rPr>
+      <w:i/>
       <w:color w:val="60a0b0"/>
-      <w:i/>
     </w:rPr>
   </w:style>
   <w:style w:type="character" w:customStyle="1" w:styleId="DocumentationTok">
     <w:name w:val="DocumentationTok"/>
     <w:basedOn w:val="VerbatimChar"/>
     <w:rPr>
+      <w:i/>
       <w:color w:val="ba2121"/>
-      <w:i/>
     </w:rPr>
   </w:style>
   <w:style w:type="character" w:customStyle="1" w:styleId="AnnotationTok">
     <w:name w:val="AnnotationTok"/>
     <w:basedOn w:val="VerbatimChar"/>
     <w:rPr>
-      <w:color w:val="60a0b0"/>
       <w:b/>
       <w:i/>
+      <w:color w:val="60a0b0"/>
     </w:rPr>
   </w:style>
   <w:style w:type="character" w:customStyle="1" w:styleId="CommentVarTok">
     <w:name w:val="CommentVarTok"/>
     <w:basedOn w:val="VerbatimChar"/>
     <w:rPr>
-      <w:color w:val="60a0b0"/>
       <w:b/>
       <w:i/>
+      <w:color w:val="60a0b0"/>
     </w:rPr>
   </w:style>
   <w:style w:type="character" w:customStyle="1" w:styleId="OtherTok">
@@ -14298,8 +12716,8 @@
     <w:name w:val="ControlFlowTok"/>
     <w:basedOn w:val="VerbatimChar"/>
     <w:rPr>
+      <w:b/>
       <w:color w:val="007020"/>
-      <w:b/>
     </w:rPr>
   </w:style>
   <w:style w:type="character" w:customStyle="1" w:styleId="OperatorTok">
@@ -14344,34 +12762,34 @@
     <w:name w:val="InformationTok"/>
     <w:basedOn w:val="VerbatimChar"/>
     <w:rPr>
-      <w:color w:val="60a0b0"/>
       <w:b/>
       <w:i/>
+      <w:color w:val="60a0b0"/>
     </w:rPr>
   </w:style>
   <w:style w:type="character" w:customStyle="1" w:styleId="WarningTok">
     <w:name w:val="WarningTok"/>
     <w:basedOn w:val="VerbatimChar"/>
     <w:rPr>
-      <w:color w:val="60a0b0"/>
       <w:b/>
       <w:i/>
+      <w:color w:val="60a0b0"/>
     </w:rPr>
   </w:style>
   <w:style w:type="character" w:customStyle="1" w:styleId="AlertTok">
     <w:name w:val="AlertTok"/>
     <w:basedOn w:val="VerbatimChar"/>
     <w:rPr>
+      <w:b/>
       <w:color w:val="ff0000"/>
-      <w:b/>
     </w:rPr>
   </w:style>
   <w:style w:type="character" w:customStyle="1" w:styleId="ErrorTok">
     <w:name w:val="ErrorTok"/>
     <w:basedOn w:val="VerbatimChar"/>
     <w:rPr>
+      <w:b/>
       <w:color w:val="ff0000"/>
-      <w:b/>
     </w:rPr>
   </w:style>
   <w:style w:type="character" w:customStyle="1" w:styleId="NormalTok">

--- a/resume/resume.docx
+++ b/resume/resume.docx
@@ -2,67 +2,123 @@
 <file path=word/document.xml><?xml version="1.0" encoding="utf-8"?>
 <w:document xmlns:w="http://schemas.openxmlformats.org/wordprocessingml/2006/main" xmlns:m="http://schemas.openxmlformats.org/officeDocument/2006/math" xmlns:r="http://schemas.openxmlformats.org/officeDocument/2006/relationships" xmlns:o="urn:schemas-microsoft-com:office:office" xmlns:v="urn:schemas-microsoft-com:vml" xmlns:w10="urn:schemas-microsoft-com:office:word" xmlns:a="http://schemas.openxmlformats.org/drawingml/2006/main" xmlns:pic="http://schemas.openxmlformats.org/drawingml/2006/picture" xmlns:wp="http://schemas.openxmlformats.org/drawingml/2006/wordprocessingDrawing">
   <w:body>
+    <w:bookmarkStart w:id="25" w:name="mark-mitchell"/>
     <w:p>
       <w:pPr>
-        <w:pStyle w:val="FirstParagraph"/>
+        <w:pStyle w:val="Heading1"/>
       </w:pPr>
       <w:r>
         <w:t xml:space="preserve">Mark Mitchell</w:t>
+      </w:r>
+    </w:p>
+    <w:p>
+      <w:pPr>
+        <w:pStyle w:val="ContactRight"/>
+      </w:pPr>
+      <w:r>
+        <w:rPr>
+          <w:b/>
+          <w:bCs/>
+        </w:rPr>
+        <w:t xml:space="preserve">Email:</w:t>
       </w:r>
       <w:r>
         <w:t xml:space="preserve"> </w:t>
       </w:r>
+      <w:hyperlink r:id="rId9">
+        <w:r>
+          <w:rPr>
+            <w:rStyle w:val="Hyperlink"/>
+          </w:rPr>
+          <w:t xml:space="preserve">mark@camelcase.email</w:t>
+        </w:r>
+      </w:hyperlink>
       <w:r>
-        <w:t xml:space="preserve">::: {custom-style=</w:t>
+        <w:br/>
       </w:r>
       <w:r>
-        <w:t xml:space="preserve">“ContactRight”</w:t>
-      </w:r>
-      <w:r>
-        <w:t xml:space="preserve">} Email: mark@camelcase.email</w:t>
+        <w:rPr>
+          <w:b/>
+          <w:bCs/>
+        </w:rPr>
+        <w:t xml:space="preserve">Linkedin:</w:t>
       </w:r>
       <w:r>
         <w:t xml:space="preserve"> </w:t>
       </w:r>
+      <w:hyperlink r:id="rId10">
+        <w:r>
+          <w:rPr>
+            <w:rStyle w:val="Hyperlink"/>
+          </w:rPr>
+          <w:t xml:space="preserve">www.linkedin.com/mmc</w:t>
+        </w:r>
+      </w:hyperlink>
       <w:r>
-        <w:t xml:space="preserve">Linkedin: www.linkedin.com/mmc</w:t>
+        <w:br/>
+      </w:r>
+      <w:r>
+        <w:rPr>
+          <w:b/>
+          <w:bCs/>
+        </w:rPr>
+        <w:t xml:space="preserve">Portfolio:</w:t>
       </w:r>
       <w:r>
         <w:t xml:space="preserve"> </w:t>
       </w:r>
+      <w:hyperlink r:id="rId11">
+        <w:r>
+          <w:rPr>
+            <w:rStyle w:val="Hyperlink"/>
+          </w:rPr>
+          <w:t xml:space="preserve">www.camelcase.club</w:t>
+        </w:r>
+      </w:hyperlink>
       <w:r>
-        <w:t xml:space="preserve">Portfolio: www.camelcase.club</w:t>
+        <w:br/>
+      </w:r>
+      <w:r>
+        <w:rPr>
+          <w:b/>
+          <w:bCs/>
+        </w:rPr>
+        <w:t xml:space="preserve">Github:</w:t>
       </w:r>
       <w:r>
         <w:t xml:space="preserve"> </w:t>
       </w:r>
+      <w:hyperlink r:id="rId12">
+        <w:r>
+          <w:rPr>
+            <w:rStyle w:val="Hyperlink"/>
+          </w:rPr>
+          <w:t xml:space="preserve">github.com/mm-camelcase</w:t>
+        </w:r>
+      </w:hyperlink>
+    </w:p>
+    <w:bookmarkStart w:id="13" w:name="summary"/>
+    <w:p>
+      <w:pPr>
+        <w:pStyle w:val="Heading2"/>
+      </w:pPr>
       <w:r>
-        <w:t xml:space="preserve">Github: github.com/mm-camelcase</w:t>
-      </w:r>
-      <w:r>
-        <w:t xml:space="preserve"> </w:t>
-      </w:r>
-      <w:r>
-        <w:t xml:space="preserve">:::</w:t>
+        <w:t xml:space="preserve">Summary</w:t>
       </w:r>
     </w:p>
     <w:p>
       <w:pPr>
-        <w:pStyle w:val="BodyText"/>
-      </w:pPr>
-      <w:r>
-        <w:t xml:space="preserve">Summary</w:t>
-      </w:r>
-      <w:r>
-        <w:t xml:space="preserve"> </w:t>
-      </w:r>
+        <w:pStyle w:val="FirstParagraph"/>
+      </w:pPr>
       <w:r>
         <w:t xml:space="preserve">AI/software engineer with 25+ years building production systems, now specialising at the intersection of applied AI engineering and compliance governance. Recent work spans multi-cloud RAG pipelines, agentic workflow infrastructure, and AWS Bedrock deployments, layered on deep DevOps/SRE and cloud architecture experience (AWS, Kubernetes, Terraform, ArgoCD). Architectures are designed compliant by default — IAM, SSO and least-privilege access policies built into the platform layer, not retrofitted — informed by hands-on ISO 27001 and SOC 2 governance work. Currently building AI infrastructure and SDLC tooling at a Series A AI startup, alongside a public engineering portfolio (camelcase.club) as a working demonstration of these skills.</w:t>
       </w:r>
     </w:p>
+    <w:bookmarkEnd w:id="13"/>
+    <w:bookmarkStart w:id="14" w:name="technical-expertise"/>
     <w:p>
       <w:pPr>
-        <w:pStyle w:val="BodyText"/>
+        <w:pStyle w:val="Heading2"/>
       </w:pPr>
       <w:r>
         <w:t xml:space="preserve">Technical Expertise</w:t>
@@ -70,78 +126,135 @@
     </w:p>
     <w:p>
       <w:pPr>
-        <w:pStyle w:val="BodyText"/>
+        <w:pStyle w:val="FirstParagraph"/>
       </w:pPr>
       <w:r>
+        <w:rPr>
+          <w:b/>
+          <w:bCs/>
+        </w:rPr>
         <w:t xml:space="preserve">AI &amp; Agentic Systems</w:t>
       </w:r>
-      <w:r>
-        <w:t xml:space="preserve"> </w:t>
-      </w:r>
+    </w:p>
+    <w:p>
+      <w:pPr>
+        <w:pStyle w:val="Compact"/>
+        <w:numPr>
+          <w:ilvl w:val="0"/>
+          <w:numId w:val="1001"/>
+        </w:numPr>
+      </w:pPr>
       <w:r>
         <w:t xml:space="preserve">RAG pipelines (Azure Document Intelligence, vector search, LLM tool-calling), AWS Bedrock, multi-cloud AI infrastructure (AWS/Azure), LLM observability (LangFuse), agent-assisted development at scale (parallel agent orchestration)</w:t>
       </w:r>
     </w:p>
     <w:p>
       <w:pPr>
-        <w:pStyle w:val="BodyText"/>
+        <w:pStyle w:val="FirstParagraph"/>
       </w:pPr>
       <w:r>
+        <w:rPr>
+          <w:b/>
+          <w:bCs/>
+        </w:rPr>
         <w:t xml:space="preserve">Cloud &amp; Platform Architecture</w:t>
       </w:r>
-      <w:r>
-        <w:t xml:space="preserve"> </w:t>
-      </w:r>
+    </w:p>
+    <w:p>
+      <w:pPr>
+        <w:pStyle w:val="Compact"/>
+        <w:numPr>
+          <w:ilvl w:val="0"/>
+          <w:numId w:val="1002"/>
+        </w:numPr>
+      </w:pPr>
       <w:r>
         <w:t xml:space="preserve">AWS (Bedrock, EKS, ECS, Lambda, S3, SQS, CloudWatch, IAM, VPC/Networking), Azure, Kubernetes, ArgoCD, Terraform/Terragrunt, Docker/Helm, CI/CD (GitHub Actions, Jenkins, GitLab CI)</w:t>
       </w:r>
     </w:p>
     <w:p>
       <w:pPr>
-        <w:pStyle w:val="BodyText"/>
+        <w:pStyle w:val="FirstParagraph"/>
       </w:pPr>
       <w:r>
+        <w:rPr>
+          <w:b/>
+          <w:bCs/>
+        </w:rPr>
         <w:t xml:space="preserve">Security &amp; Compliance</w:t>
       </w:r>
-      <w:r>
-        <w:t xml:space="preserve"> </w:t>
-      </w:r>
+    </w:p>
+    <w:p>
+      <w:pPr>
+        <w:pStyle w:val="Compact"/>
+        <w:numPr>
+          <w:ilvl w:val="0"/>
+          <w:numId w:val="1003"/>
+        </w:numPr>
+      </w:pPr>
       <w:r>
         <w:t xml:space="preserve">ISO 27001, SOC 2, DevSecOps, IAM/SSO design, least-privilege access architecture, OAuth 2.0/JWT, secure-by-default infrastructure patterns</w:t>
       </w:r>
     </w:p>
     <w:p>
       <w:pPr>
-        <w:pStyle w:val="BodyText"/>
+        <w:pStyle w:val="FirstParagraph"/>
       </w:pPr>
       <w:r>
+        <w:rPr>
+          <w:b/>
+          <w:bCs/>
+        </w:rPr>
         <w:t xml:space="preserve">Core Development</w:t>
       </w:r>
-      <w:r>
-        <w:t xml:space="preserve"> </w:t>
-      </w:r>
+    </w:p>
+    <w:p>
+      <w:pPr>
+        <w:pStyle w:val="Compact"/>
+        <w:numPr>
+          <w:ilvl w:val="0"/>
+          <w:numId w:val="1004"/>
+        </w:numPr>
+      </w:pPr>
       <w:r>
         <w:t xml:space="preserve">Java (Spring Boot, Spring Security, Spring Cloud, Hibernate), Python (agent-assisted development), JavaScript/TypeScript (React, Angular, Vue.js), REST/GraphQL APIs, microservices &amp; event-driven architecture</w:t>
       </w:r>
     </w:p>
+    <w:bookmarkEnd w:id="14"/>
+    <w:bookmarkStart w:id="23" w:name="professional-experience"/>
     <w:p>
       <w:pPr>
-        <w:pStyle w:val="BodyText"/>
+        <w:pStyle w:val="Heading2"/>
       </w:pPr>
       <w:r>
         <w:t xml:space="preserve">Professional Experience</w:t>
       </w:r>
     </w:p>
+    <w:bookmarkStart w:id="15" w:name="X4b6f4984905c7aa72ae752c9ab9688b5044da45"/>
     <w:p>
       <w:pPr>
+        <w:pStyle w:val="Heading3"/>
+      </w:pPr>
+      <w:r>
+        <w:t xml:space="preserve">Platform &amp; AI Engineer — Alludium (Series A, AI agent operating system)</w:t>
+      </w:r>
+    </w:p>
+    <w:p>
+      <w:pPr>
+        <w:pStyle w:val="FirstParagraph"/>
+      </w:pPr>
+      <w:r>
+        <w:rPr>
+          <w:b/>
+          <w:bCs/>
+        </w:rPr>
+        <w:t xml:space="preserve">Jul 2025 – Present</w:t>
+      </w:r>
+    </w:p>
+    <w:p>
+      <w:pPr>
         <w:pStyle w:val="BodyText"/>
       </w:pPr>
-      <w:r>
-        <w:t xml:space="preserve">Platform &amp; AI Engineer — Alludium (Series A, AI agent operating system) Jul 2025 – Present</w:t>
-      </w:r>
-      <w:r>
-        <w:t xml:space="preserve"> </w:t>
-      </w:r>
       <w:r>
         <w:t xml:space="preserve">Lead platform engineer, driving DevOps/SRE, AI infrastructure and security/compliance for a no-code agentic workflow platform, while also contributing as a developer on the platform’s core agentic tooling. Joined pre-infrastructure and built the majority of the platform foundation, using agent-accelerated development to cover ground well beyond typical single-engineer scope.</w:t>
       </w:r>
@@ -151,69 +264,135 @@
         <w:pStyle w:val="BodyText"/>
       </w:pPr>
       <w:r>
+        <w:rPr>
+          <w:b/>
+          <w:bCs/>
+        </w:rPr>
         <w:t xml:space="preserve">Key Achievements:</w:t>
       </w:r>
     </w:p>
     <w:p>
       <w:pPr>
-        <w:pStyle w:val="BodyText"/>
+        <w:pStyle w:val="Compact"/>
+        <w:numPr>
+          <w:ilvl w:val="0"/>
+          <w:numId w:val="1005"/>
+        </w:numPr>
       </w:pPr>
       <w:r>
         <w:t xml:space="preserve">Designed and built the entire multi-cloud infrastructure-as-code foundation from scratch (Terraspace + Terraform modules), establishing the architectural base the platform has scaled on since</w:t>
       </w:r>
-      <w:r>
-        <w:t xml:space="preserve"> </w:t>
-      </w:r>
+    </w:p>
+    <w:p>
+      <w:pPr>
+        <w:pStyle w:val="Compact"/>
+        <w:numPr>
+          <w:ilvl w:val="0"/>
+          <w:numId w:val="1005"/>
+        </w:numPr>
+      </w:pPr>
       <w:r>
         <w:t xml:space="preserve">Built the first end-to-end automated release process: SemVer-versioned (major/minor/patch + hotfix), fully automated via GitHub Actions, Kubernetes and ArgoCD</w:t>
       </w:r>
-      <w:r>
-        <w:t xml:space="preserve"> </w:t>
-      </w:r>
+    </w:p>
+    <w:p>
+      <w:pPr>
+        <w:pStyle w:val="Compact"/>
+        <w:numPr>
+          <w:ilvl w:val="0"/>
+          <w:numId w:val="1005"/>
+        </w:numPr>
+      </w:pPr>
       <w:r>
         <w:t xml:space="preserve">Led a full security lockdown of a previously ungoverned access model — replaced scattered static keys with AWS SSO and role-based permissions across pipelines and infrastructure, including AWS Bedrock access</w:t>
       </w:r>
-      <w:r>
-        <w:t xml:space="preserve"> </w:t>
-      </w:r>
+    </w:p>
+    <w:p>
+      <w:pPr>
+        <w:pStyle w:val="Compact"/>
+        <w:numPr>
+          <w:ilvl w:val="0"/>
+          <w:numId w:val="1005"/>
+        </w:numPr>
+      </w:pPr>
       <w:r>
         <w:t xml:space="preserve">Built a full observability stack from zero visibility to fully correlated traces, logs and metrics (Grafana), enabling direct trace-to-log-to-metric navigation during incident response; extended this with LangFuse for AI agent observability, correlated back to the same trace data (v4 SDK/OTEL upgrade planned)</w:t>
       </w:r>
-      <w:r>
-        <w:t xml:space="preserve"> </w:t>
-      </w:r>
+    </w:p>
+    <w:p>
+      <w:pPr>
+        <w:pStyle w:val="Compact"/>
+        <w:numPr>
+          <w:ilvl w:val="0"/>
+          <w:numId w:val="1005"/>
+        </w:numPr>
+      </w:pPr>
       <w:r>
         <w:t xml:space="preserve">Built automated cost and error reporting used directly in CEO and executive-level meetings</w:t>
       </w:r>
-      <w:r>
-        <w:t xml:space="preserve"> </w:t>
-      </w:r>
+    </w:p>
+    <w:p>
+      <w:pPr>
+        <w:pStyle w:val="Compact"/>
+        <w:numPr>
+          <w:ilvl w:val="0"/>
+          <w:numId w:val="1005"/>
+        </w:numPr>
+      </w:pPr>
       <w:r>
         <w:t xml:space="preserve">Delivered a multi-cloud RAG pipeline end-to-end — infrastructure, code and architecture — ingesting and extracting documents via Azure Document Intelligence, indexing to a vector store, and retrieving results into LLM tool calls for downstream Q&amp;A; selected the ingestion engine via a structured, data-driven bake-off, documented and presented as a formal recommendation</w:t>
       </w:r>
-      <w:r>
-        <w:t xml:space="preserve"> </w:t>
-      </w:r>
+    </w:p>
+    <w:p>
+      <w:pPr>
+        <w:pStyle w:val="Compact"/>
+        <w:numPr>
+          <w:ilvl w:val="0"/>
+          <w:numId w:val="1005"/>
+        </w:numPr>
+      </w:pPr>
       <w:r>
         <w:t xml:space="preserve">Designed and built infrastructure for a separate invite-only platform on an isolated AWS account for a sister company, including a self-serve developer setup that lets non-technical users configure and manage their own environment by pointing an agent at a page</w:t>
       </w:r>
-      <w:r>
-        <w:t xml:space="preserve"> </w:t>
-      </w:r>
+    </w:p>
+    <w:p>
+      <w:pPr>
+        <w:pStyle w:val="Compact"/>
+        <w:numPr>
+          <w:ilvl w:val="0"/>
+          <w:numId w:val="1005"/>
+        </w:numPr>
+      </w:pPr>
       <w:r>
         <w:t xml:space="preserve">Documented every major architectural decision as an ADR with a risk/reward analysis, ensuring decisions were deliberately scoped to the organisation’s size and stage rather than over-engineered</w:t>
       </w:r>
     </w:p>
+    <w:bookmarkEnd w:id="15"/>
+    <w:bookmarkStart w:id="16" w:name="principal-engineer-contract-financefair"/>
     <w:p>
       <w:pPr>
+        <w:pStyle w:val="Heading3"/>
+      </w:pPr>
+      <w:r>
+        <w:t xml:space="preserve">Principal Engineer (Contract) — Financefair</w:t>
+      </w:r>
+    </w:p>
+    <w:p>
+      <w:pPr>
+        <w:pStyle w:val="FirstParagraph"/>
+      </w:pPr>
+      <w:r>
+        <w:rPr>
+          <w:b/>
+          <w:bCs/>
+        </w:rPr>
+        <w:t xml:space="preserve">Oct 2023 – Nov 2024</w:t>
+      </w:r>
+    </w:p>
+    <w:p>
+      <w:pPr>
         <w:pStyle w:val="BodyText"/>
       </w:pPr>
-      <w:r>
-        <w:t xml:space="preserve">Principal Engineer (Contract) — Financefair Oct 2023 – Nov 2024</w:t>
-      </w:r>
-      <w:r>
-        <w:t xml:space="preserve"> </w:t>
-      </w:r>
       <w:r>
         <w:t xml:space="preserve">Fintech platform enabling SMEs to access working capital through invoice trading.</w:t>
       </w:r>
@@ -228,231 +407,442 @@
     </w:p>
     <w:p>
       <w:pPr>
-        <w:pStyle w:val="BodyText"/>
+        <w:pStyle w:val="Compact"/>
+        <w:numPr>
+          <w:ilvl w:val="0"/>
+          <w:numId w:val="1006"/>
+        </w:numPr>
       </w:pPr>
       <w:r>
         <w:t xml:space="preserve">Diagnosed and resolved critical system stability issues via JVM memory optimisation, eliminating production crashes</w:t>
       </w:r>
-      <w:r>
-        <w:t xml:space="preserve"> </w:t>
-      </w:r>
+    </w:p>
+    <w:p>
+      <w:pPr>
+        <w:pStyle w:val="Compact"/>
+        <w:numPr>
+          <w:ilvl w:val="0"/>
+          <w:numId w:val="1006"/>
+        </w:numPr>
+      </w:pPr>
       <w:r>
         <w:t xml:space="preserve">Implemented Datadog observability with custom alarms and dashboards, reducing incident response time by 80%</w:t>
       </w:r>
-      <w:r>
-        <w:t xml:space="preserve"> </w:t>
-      </w:r>
+    </w:p>
+    <w:p>
+      <w:pPr>
+        <w:pStyle w:val="Compact"/>
+        <w:numPr>
+          <w:ilvl w:val="0"/>
+          <w:numId w:val="1006"/>
+        </w:numPr>
+      </w:pPr>
       <w:r>
         <w:t xml:space="preserve">Rebuilt infrastructure using Terraform, Terragrunt and GitHub Actions, improving deployment consistency</w:t>
       </w:r>
-      <w:r>
-        <w:t xml:space="preserve"> </w:t>
-      </w:r>
+    </w:p>
+    <w:p>
+      <w:pPr>
+        <w:pStyle w:val="Compact"/>
+        <w:numPr>
+          <w:ilvl w:val="0"/>
+          <w:numId w:val="1006"/>
+        </w:numPr>
+      </w:pPr>
       <w:r>
         <w:t xml:space="preserve">Migrated services and databases to private subnets with AWS Session Manager, eliminating SSH access vulnerabilities</w:t>
       </w:r>
-      <w:r>
-        <w:t xml:space="preserve"> </w:t>
-      </w:r>
+    </w:p>
+    <w:p>
+      <w:pPr>
+        <w:pStyle w:val="Compact"/>
+        <w:numPr>
+          <w:ilvl w:val="0"/>
+          <w:numId w:val="1006"/>
+        </w:numPr>
+      </w:pPr>
       <w:r>
         <w:t xml:space="preserve">Orchestrated EC2/Docker → AWS ECS migration, improving scalability and reducing infrastructure costs by 40%</w:t>
       </w:r>
     </w:p>
+    <w:bookmarkEnd w:id="16"/>
+    <w:bookmarkStart w:id="17" w:name="X7e7df4430507f1eb9889a04a2bff0d86342e07c"/>
     <w:p>
       <w:pPr>
+        <w:pStyle w:val="Heading3"/>
+      </w:pPr>
+      <w:r>
+        <w:t xml:space="preserve">Senior Software Developer (Contract) — Workhuman (Integrations Team)</w:t>
+      </w:r>
+    </w:p>
+    <w:p>
+      <w:pPr>
+        <w:pStyle w:val="FirstParagraph"/>
+      </w:pPr>
+      <w:r>
+        <w:rPr>
+          <w:b/>
+          <w:bCs/>
+        </w:rPr>
+        <w:t xml:space="preserve">Aug 2021 – Apr 2023</w:t>
+      </w:r>
+    </w:p>
+    <w:p>
+      <w:pPr>
         <w:pStyle w:val="BodyText"/>
       </w:pPr>
-      <w:r>
-        <w:t xml:space="preserve">Senior Software Developer (Contract) — Workhuman (Integrations Team) Aug 2021 – Apr 2023</w:t>
-      </w:r>
-      <w:r>
-        <w:t xml:space="preserve"> </w:t>
-      </w:r>
       <w:r>
         <w:t xml:space="preserve">Recognition software enabling employees to recognise and reward each other.</w:t>
       </w:r>
     </w:p>
     <w:p>
       <w:pPr>
-        <w:pStyle w:val="BodyText"/>
+        <w:pStyle w:val="Compact"/>
+        <w:numPr>
+          <w:ilvl w:val="0"/>
+          <w:numId w:val="1007"/>
+        </w:numPr>
       </w:pPr>
       <w:r>
         <w:t xml:space="preserve">Led security modernisation for public-facing APIs</w:t>
       </w:r>
-      <w:r>
-        <w:t xml:space="preserve"> </w:t>
-      </w:r>
+    </w:p>
+    <w:p>
+      <w:pPr>
+        <w:pStyle w:val="Compact"/>
+        <w:numPr>
+          <w:ilvl w:val="0"/>
+          <w:numId w:val="1007"/>
+        </w:numPr>
+      </w:pPr>
       <w:r>
         <w:t xml:space="preserve">Built a Kubernetes sandbox development environment (Minikube, Helm, Skaffold)</w:t>
       </w:r>
-      <w:r>
-        <w:t xml:space="preserve"> </w:t>
-      </w:r>
+    </w:p>
+    <w:p>
+      <w:pPr>
+        <w:pStyle w:val="Compact"/>
+        <w:numPr>
+          <w:ilvl w:val="0"/>
+          <w:numId w:val="1007"/>
+        </w:numPr>
+      </w:pPr>
       <w:r>
         <w:t xml:space="preserve">Delivered technical training across squads (POCs, documentation, presentations) covering AWS ECS deployment, Spring Security/Ping Federate/Cognito, microservice patterns, and feature-flag deployment (AWS AppConfig)</w:t>
       </w:r>
     </w:p>
+    <w:bookmarkEnd w:id="17"/>
+    <w:bookmarkStart w:id="18" w:name="Xf388718084a212f2738ac65c8034c5d4899bf3c"/>
     <w:p>
       <w:pPr>
+        <w:pStyle w:val="Heading3"/>
+      </w:pPr>
+      <w:r>
+        <w:t xml:space="preserve">Senior Software Developer (Contract) — LexisNexis Risk Solutions (Telematics Team)</w:t>
+      </w:r>
+    </w:p>
+    <w:p>
+      <w:pPr>
+        <w:pStyle w:val="FirstParagraph"/>
+      </w:pPr>
+      <w:r>
+        <w:rPr>
+          <w:b/>
+          <w:bCs/>
+        </w:rPr>
+        <w:t xml:space="preserve">Sept 2020 – Aug 2021</w:t>
+      </w:r>
+    </w:p>
+    <w:p>
+      <w:pPr>
         <w:pStyle w:val="BodyText"/>
       </w:pPr>
-      <w:r>
-        <w:t xml:space="preserve">Senior Software Developer (Contract) — LexisNexis Risk Solutions (Telematics Team) Sept 2020 – Aug 2021</w:t>
-      </w:r>
-      <w:r>
-        <w:t xml:space="preserve"> </w:t>
-      </w:r>
       <w:r>
         <w:t xml:space="preserve">Analytic solutions for car insurance companies using automaker-supplied event data.</w:t>
       </w:r>
     </w:p>
     <w:p>
       <w:pPr>
-        <w:pStyle w:val="BodyText"/>
+        <w:pStyle w:val="Compact"/>
+        <w:numPr>
+          <w:ilvl w:val="0"/>
+          <w:numId w:val="1008"/>
+        </w:numPr>
       </w:pPr>
       <w:r>
         <w:t xml:space="preserve">Architected and deployed Spring Boot microservices enriching Connected Car event data with PII, reading from encrypted S3 and publishing to SQS</w:t>
       </w:r>
-      <w:r>
-        <w:t xml:space="preserve"> </w:t>
-      </w:r>
+    </w:p>
+    <w:p>
+      <w:pPr>
+        <w:pStyle w:val="Compact"/>
+        <w:numPr>
+          <w:ilvl w:val="0"/>
+          <w:numId w:val="1008"/>
+        </w:numPr>
+      </w:pPr>
       <w:r>
         <w:t xml:space="preserve">Wrote Terraform infrastructure modules and designed AWS deployment pipelines (Fargate, via GitLab)</w:t>
       </w:r>
-      <w:r>
-        <w:t xml:space="preserve"> </w:t>
-      </w:r>
+    </w:p>
+    <w:p>
+      <w:pPr>
+        <w:pStyle w:val="Compact"/>
+        <w:numPr>
+          <w:ilvl w:val="0"/>
+          <w:numId w:val="1008"/>
+        </w:numPr>
+      </w:pPr>
       <w:r>
         <w:t xml:space="preserve">Built unit/integration/BDD test suites using LocalStack; mentored team members</w:t>
       </w:r>
     </w:p>
+    <w:bookmarkEnd w:id="18"/>
+    <w:bookmarkStart w:id="19" w:name="head-of-technology-contract-invoicefair"/>
     <w:p>
       <w:pPr>
+        <w:pStyle w:val="Heading3"/>
+      </w:pPr>
+      <w:r>
+        <w:t xml:space="preserve">Head of Technology (Contract) — Invoicefair</w:t>
+      </w:r>
+    </w:p>
+    <w:p>
+      <w:pPr>
+        <w:pStyle w:val="FirstParagraph"/>
+      </w:pPr>
+      <w:r>
+        <w:rPr>
+          <w:b/>
+          <w:bCs/>
+        </w:rPr>
+        <w:t xml:space="preserve">Sept 2017 – Jan 2020</w:t>
+      </w:r>
+    </w:p>
+    <w:p>
+      <w:pPr>
         <w:pStyle w:val="BodyText"/>
       </w:pPr>
-      <w:r>
-        <w:t xml:space="preserve">Head of Technology (Contract) — Invoicefair Sept 2017 – Jan 2020</w:t>
-      </w:r>
-      <w:r>
-        <w:t xml:space="preserve"> </w:t>
-      </w:r>
       <w:r>
         <w:t xml:space="preserve">Fintech invoice-trading platform (€1.5bn+ traded; Deloitte Most Disruptive Fintech 2019).</w:t>
       </w:r>
     </w:p>
     <w:p>
       <w:pPr>
-        <w:pStyle w:val="BodyText"/>
+        <w:pStyle w:val="Compact"/>
+        <w:numPr>
+          <w:ilvl w:val="0"/>
+          <w:numId w:val="1009"/>
+        </w:numPr>
       </w:pPr>
       <w:r>
         <w:t xml:space="preserve">Led migration of a legacy .NET monolith to microservices architecture</w:t>
       </w:r>
-      <w:r>
-        <w:t xml:space="preserve"> </w:t>
-      </w:r>
+    </w:p>
+    <w:p>
+      <w:pPr>
+        <w:pStyle w:val="Compact"/>
+        <w:numPr>
+          <w:ilvl w:val="0"/>
+          <w:numId w:val="1009"/>
+        </w:numPr>
+      </w:pPr>
       <w:r>
         <w:t xml:space="preserve">Secured Angular/Spring Boot services using OAuth 2.0 and Zuul; rewrote internal banking API (Spring Boot, SQL Server)</w:t>
       </w:r>
-      <w:r>
-        <w:t xml:space="preserve"> </w:t>
-      </w:r>
+    </w:p>
+    <w:p>
+      <w:pPr>
+        <w:pStyle w:val="Compact"/>
+        <w:numPr>
+          <w:ilvl w:val="0"/>
+          <w:numId w:val="1009"/>
+        </w:numPr>
+      </w:pPr>
       <w:r>
         <w:t xml:space="preserve">Integrated external APIs (Experian, MoneyCorp, Slack); configured Terraform/Chef infrastructure and Jenkins-on-Kubernetes CI/CD</w:t>
       </w:r>
-      <w:r>
-        <w:t xml:space="preserve"> </w:t>
-      </w:r>
+    </w:p>
+    <w:p>
+      <w:pPr>
+        <w:pStyle w:val="Compact"/>
+        <w:numPr>
+          <w:ilvl w:val="0"/>
+          <w:numId w:val="1009"/>
+        </w:numPr>
+      </w:pPr>
       <w:r>
         <w:t xml:space="preserve">Built a remote developer sandbox on Eclipse Che for fully emulated personal dev environments</w:t>
       </w:r>
     </w:p>
+    <w:bookmarkEnd w:id="19"/>
+    <w:bookmarkStart w:id="20" w:name="X4caa8b53dbade26c45bec03ff631b9300d6653a"/>
     <w:p>
       <w:pPr>
+        <w:pStyle w:val="Heading3"/>
+      </w:pPr>
+      <w:r>
+        <w:t xml:space="preserve">Senior Software Developer (Contract) — The Now Factory (an IBM company)</w:t>
+      </w:r>
+    </w:p>
+    <w:p>
+      <w:pPr>
+        <w:pStyle w:val="FirstParagraph"/>
+      </w:pPr>
+      <w:r>
+        <w:rPr>
+          <w:b/>
+          <w:bCs/>
+        </w:rPr>
+        <w:t xml:space="preserve">Mar 2013 – June 2017</w:t>
+      </w:r>
+    </w:p>
+    <w:p>
+      <w:pPr>
         <w:pStyle w:val="BodyText"/>
       </w:pPr>
-      <w:r>
-        <w:t xml:space="preserve">Senior Software Developer (Contract) — The Now Factory (an IBM company) Mar 2013 – June 2017</w:t>
-      </w:r>
-      <w:r>
-        <w:t xml:space="preserve"> </w:t>
-      </w:r>
       <w:r>
         <w:t xml:space="preserve">Real-time network/business data analytics for communications service providers (acquired by IBM, 2014).</w:t>
       </w:r>
     </w:p>
     <w:p>
       <w:pPr>
-        <w:pStyle w:val="BodyText"/>
+        <w:pStyle w:val="Compact"/>
+        <w:numPr>
+          <w:ilvl w:val="0"/>
+          <w:numId w:val="1010"/>
+        </w:numPr>
       </w:pPr>
       <w:r>
         <w:t xml:space="preserve">Built a high-speed data loading CLI distributing 100s of millions of records across ~80 Oracle instances (Java, Spring Batch, SQL Loader)</w:t>
       </w:r>
-      <w:r>
-        <w:t xml:space="preserve"> </w:t>
-      </w:r>
+    </w:p>
+    <w:p>
+      <w:pPr>
+        <w:pStyle w:val="Compact"/>
+        <w:numPr>
+          <w:ilvl w:val="0"/>
+          <w:numId w:val="1010"/>
+        </w:numPr>
+      </w:pPr>
       <w:r>
         <w:t xml:space="preserve">Developed a next-gen analytics UI POC (ES6, Node.js, React, Redux)</w:t>
       </w:r>
     </w:p>
+    <w:bookmarkEnd w:id="20"/>
+    <w:bookmarkStart w:id="21" w:name="Xe78c20b0c5db0d6958035a44962cea5ccb711f7"/>
     <w:p>
       <w:pPr>
+        <w:pStyle w:val="Heading3"/>
+      </w:pPr>
+      <w:r>
+        <w:t xml:space="preserve">Senior Software Developer — Wedo Technologies</w:t>
+      </w:r>
+    </w:p>
+    <w:p>
+      <w:pPr>
+        <w:pStyle w:val="FirstParagraph"/>
+      </w:pPr>
+      <w:r>
+        <w:rPr>
+          <w:b/>
+          <w:bCs/>
+        </w:rPr>
+        <w:t xml:space="preserve">Jul 2008 – Feb 2013</w:t>
+      </w:r>
+    </w:p>
+    <w:p>
+      <w:pPr>
         <w:pStyle w:val="BodyText"/>
       </w:pPr>
-      <w:r>
-        <w:t xml:space="preserve">Senior Software Developer — Wedo Technologies Jul 2008 – Feb 2013</w:t>
-      </w:r>
-      <w:r>
-        <w:t xml:space="preserve"> </w:t>
-      </w:r>
       <w:r>
         <w:t xml:space="preserve">Revenue assurance products for communications service providers.</w:t>
       </w:r>
     </w:p>
     <w:p>
       <w:pPr>
-        <w:pStyle w:val="BodyText"/>
+        <w:pStyle w:val="Compact"/>
+        <w:numPr>
+          <w:ilvl w:val="0"/>
+          <w:numId w:val="1011"/>
+        </w:numPr>
       </w:pPr>
       <w:r>
         <w:t xml:space="preserve">Built backend for a Java/Spring/REST/JMS data analytics application (Presto, Hive)</w:t>
       </w:r>
-      <w:r>
-        <w:t xml:space="preserve"> </w:t>
-      </w:r>
+    </w:p>
+    <w:p>
+      <w:pPr>
+        <w:pStyle w:val="Compact"/>
+        <w:numPr>
+          <w:ilvl w:val="0"/>
+          <w:numId w:val="1011"/>
+        </w:numPr>
+      </w:pPr>
       <w:r>
         <w:t xml:space="preserve">Implemented a formula parser/validation service (Spring, ANTLR) and configurable charting dashboards</w:t>
       </w:r>
     </w:p>
+    <w:bookmarkEnd w:id="21"/>
+    <w:bookmarkStart w:id="22" w:name="software-developer-in1solutions"/>
     <w:p>
       <w:pPr>
+        <w:pStyle w:val="Heading3"/>
+      </w:pPr>
+      <w:r>
+        <w:t xml:space="preserve">Software Developer — In1Solutions</w:t>
+      </w:r>
+    </w:p>
+    <w:p>
+      <w:pPr>
+        <w:pStyle w:val="FirstParagraph"/>
+      </w:pPr>
+      <w:r>
+        <w:rPr>
+          <w:b/>
+          <w:bCs/>
+        </w:rPr>
+        <w:t xml:space="preserve">Jan 2001 – Sep 2006</w:t>
+      </w:r>
+    </w:p>
+    <w:p>
+      <w:pPr>
         <w:pStyle w:val="BodyText"/>
       </w:pPr>
-      <w:r>
-        <w:t xml:space="preserve">Software Developer — In1Solutions Jan 2001 – Sep 2006</w:t>
-      </w:r>
-      <w:r>
-        <w:t xml:space="preserve"> </w:t>
-      </w:r>
       <w:r>
         <w:t xml:space="preserve">Hotel booking engine technology provider.</w:t>
       </w:r>
     </w:p>
     <w:p>
       <w:pPr>
-        <w:pStyle w:val="BodyText"/>
+        <w:pStyle w:val="Compact"/>
+        <w:numPr>
+          <w:ilvl w:val="0"/>
+          <w:numId w:val="1012"/>
+        </w:numPr>
       </w:pPr>
       <w:r>
         <w:t xml:space="preserve">Developed a booking engine used by hundreds of hoteliers (Flash UI, Java/EJB, Oracle)</w:t>
       </w:r>
-      <w:r>
-        <w:t xml:space="preserve"> </w:t>
-      </w:r>
+    </w:p>
+    <w:p>
+      <w:pPr>
+        <w:pStyle w:val="Compact"/>
+        <w:numPr>
+          <w:ilvl w:val="0"/>
+          <w:numId w:val="1012"/>
+        </w:numPr>
+      </w:pPr>
       <w:r>
         <w:t xml:space="preserve">Integrated with hotelier property management systems via SOAP/REST/JAXB/Axis</w:t>
       </w:r>
     </w:p>
+    <w:bookmarkEnd w:id="22"/>
+    <w:bookmarkEnd w:id="23"/>
+    <w:bookmarkStart w:id="24" w:name="education-certifications"/>
     <w:p>
       <w:pPr>
-        <w:pStyle w:val="BodyText"/>
+        <w:pStyle w:val="Heading2"/>
       </w:pPr>
       <w:r>
         <w:t xml:space="preserve">Education &amp; Certifications</w:t>
@@ -460,24 +850,42 @@
     </w:p>
     <w:p>
       <w:pPr>
-        <w:pStyle w:val="BodyText"/>
+        <w:pStyle w:val="Compact"/>
+        <w:numPr>
+          <w:ilvl w:val="0"/>
+          <w:numId w:val="1013"/>
+        </w:numPr>
       </w:pPr>
       <w:r>
         <w:t xml:space="preserve">Sun Certified Programmer (Java 5.0)</w:t>
       </w:r>
-      <w:r>
-        <w:t xml:space="preserve"> </w:t>
-      </w:r>
+    </w:p>
+    <w:p>
+      <w:pPr>
+        <w:pStyle w:val="Compact"/>
+        <w:numPr>
+          <w:ilvl w:val="0"/>
+          <w:numId w:val="1013"/>
+        </w:numPr>
+      </w:pPr>
       <w:r>
         <w:t xml:space="preserve">H. Dip in Computing — Athlone Institute of Technology (1999–2000)</w:t>
       </w:r>
-      <w:r>
-        <w:t xml:space="preserve"> </w:t>
-      </w:r>
+    </w:p>
+    <w:p>
+      <w:pPr>
+        <w:pStyle w:val="Compact"/>
+        <w:numPr>
+          <w:ilvl w:val="0"/>
+          <w:numId w:val="1013"/>
+        </w:numPr>
+      </w:pPr>
       <w:r>
         <w:t xml:space="preserve">B. Eng Polymer Engineering (1995–1999)</w:t>
       </w:r>
     </w:p>
+    <w:bookmarkEnd w:id="24"/>
+    <w:bookmarkEnd w:id="25"/>
     <w:sectPr>
       <w:pgSz w:h="15840" w:w="12240"/>
       <w:pgMar w:bottom="720" w:footer="720" w:gutter="0" w:header="720" w:left="720" w:right="720" w:top="720"/>
@@ -1100,6 +1508,109 @@
       </w:pPr>
     </w:lvl>
   </w:abstractNum>
+  <w:abstractNum w:abstractNumId="991">
+    <w:nsid w:val="0000A991"/>
+    <w:multiLevelType w:val="multilevel"/>
+    <w:lvl w:ilvl="0">
+      <w:numFmt w:val="bullet"/>
+      <w:lvlText w:val=""/>
+      <w:lvlJc w:val="left"/>
+      <w:pPr>
+        <w:ind w:left="720" w:hanging="360"/>
+      </w:pPr>
+      <w:rPr>
+        <w:rFonts w:ascii="Symbol" w:hAnsi="Symbol" w:cs="Symbol" w:hint="default"/>
+      </w:rPr>
+    </w:lvl>
+    <w:lvl w:ilvl="1">
+      <w:numFmt w:val="bullet"/>
+      <w:lvlText w:val="o"/>
+      <w:lvlJc w:val="left"/>
+      <w:pPr>
+        <w:ind w:left="1440" w:hanging="360"/>
+      </w:pPr>
+      <w:rPr>
+        <w:rFonts w:ascii="Courier New" w:hAnsi="Courier New" w:cs="Courier New" w:hint="default"/>
+      </w:rPr>
+    </w:lvl>
+    <w:lvl w:ilvl="2">
+      <w:numFmt w:val="bullet"/>
+      <w:lvlText w:val=""/>
+      <w:lvlJc w:val="left"/>
+      <w:pPr>
+        <w:ind w:left="2160" w:hanging="360"/>
+      </w:pPr>
+      <w:rPr>
+        <w:rFonts w:ascii="Wingdings" w:hAnsi="Wingdings" w:cs="Wingdings" w:hint="default"/>
+      </w:rPr>
+    </w:lvl>
+    <w:lvl w:ilvl="3">
+      <w:numFmt w:val="bullet"/>
+      <w:lvlText w:val=""/>
+      <w:lvlJc w:val="left"/>
+      <w:pPr>
+        <w:ind w:left="2880" w:hanging="360"/>
+      </w:pPr>
+      <w:rPr>
+        <w:rFonts w:ascii="Symbol" w:hAnsi="Symbol" w:cs="Symbol" w:hint="default"/>
+      </w:rPr>
+    </w:lvl>
+    <w:lvl w:ilvl="4">
+      <w:numFmt w:val="bullet"/>
+      <w:lvlText w:val="o"/>
+      <w:lvlJc w:val="left"/>
+      <w:pPr>
+        <w:ind w:left="3600" w:hanging="360"/>
+      </w:pPr>
+      <w:rPr>
+        <w:rFonts w:ascii="Courier New" w:hAnsi="Courier New" w:cs="Courier New" w:hint="default"/>
+      </w:rPr>
+    </w:lvl>
+    <w:lvl w:ilvl="5">
+      <w:numFmt w:val="bullet"/>
+      <w:lvlText w:val=""/>
+      <w:lvlJc w:val="left"/>
+      <w:pPr>
+        <w:ind w:left="4320" w:hanging="360"/>
+      </w:pPr>
+      <w:rPr>
+        <w:rFonts w:ascii="Wingdings" w:hAnsi="Wingdings" w:cs="Wingdings" w:hint="default"/>
+      </w:rPr>
+    </w:lvl>
+    <w:lvl w:ilvl="6">
+      <w:numFmt w:val="bullet"/>
+      <w:lvlText w:val=""/>
+      <w:lvlJc w:val="left"/>
+      <w:pPr>
+        <w:ind w:left="5040" w:hanging="360"/>
+      </w:pPr>
+      <w:rPr>
+        <w:rFonts w:ascii="Symbol" w:hAnsi="Symbol" w:cs="Symbol" w:hint="default"/>
+      </w:rPr>
+    </w:lvl>
+    <w:lvl w:ilvl="7">
+      <w:numFmt w:val="bullet"/>
+      <w:lvlText w:val="o"/>
+      <w:lvlJc w:val="left"/>
+      <w:pPr>
+        <w:ind w:left="5760" w:hanging="360"/>
+      </w:pPr>
+      <w:rPr>
+        <w:rFonts w:ascii="Courier New" w:hAnsi="Courier New" w:cs="Courier New" w:hint="default"/>
+      </w:rPr>
+    </w:lvl>
+    <w:lvl w:ilvl="8">
+      <w:numFmt w:val="bullet"/>
+      <w:lvlText w:val=""/>
+      <w:lvlJc w:val="left"/>
+      <w:pPr>
+        <w:ind w:left="6480" w:hanging="360"/>
+      </w:pPr>
+      <w:rPr>
+        <w:rFonts w:ascii="Wingdings" w:hAnsi="Wingdings" w:cs="Wingdings" w:hint="default"/>
+      </w:rPr>
+    </w:lvl>
+  </w:abstractNum>
   <w:num w16cid:durableId="1562332052" w:numId="1">
     <w:abstractNumId w:val="8"/>
   </w:num>
@@ -1138,6 +1649,45 @@
   </w:num>
   <w:num w:numId="1000">
     <w:abstractNumId w:val="990"/>
+  </w:num>
+  <w:num w:numId="1001">
+    <w:abstractNumId w:val="991"/>
+  </w:num>
+  <w:num w:numId="1002">
+    <w:abstractNumId w:val="991"/>
+  </w:num>
+  <w:num w:numId="1003">
+    <w:abstractNumId w:val="991"/>
+  </w:num>
+  <w:num w:numId="1004">
+    <w:abstractNumId w:val="991"/>
+  </w:num>
+  <w:num w:numId="1005">
+    <w:abstractNumId w:val="991"/>
+  </w:num>
+  <w:num w:numId="1006">
+    <w:abstractNumId w:val="991"/>
+  </w:num>
+  <w:num w:numId="1007">
+    <w:abstractNumId w:val="991"/>
+  </w:num>
+  <w:num w:numId="1008">
+    <w:abstractNumId w:val="991"/>
+  </w:num>
+  <w:num w:numId="1009">
+    <w:abstractNumId w:val="991"/>
+  </w:num>
+  <w:num w:numId="1010">
+    <w:abstractNumId w:val="991"/>
+  </w:num>
+  <w:num w:numId="1011">
+    <w:abstractNumId w:val="991"/>
+  </w:num>
+  <w:num w:numId="1012">
+    <w:abstractNumId w:val="991"/>
+  </w:num>
+  <w:num w:numId="1013">
+    <w:abstractNumId w:val="991"/>
   </w:num>
 </w:numbering>
 </file>
